--- a/playwright-tests/RUNNING_UNSPECIFIED_TESTS.docx
+++ b/playwright-tests/RUNNING_UNSPECIFIED_TESTS.docx
@@ -273,7 +273,7 @@
         <w:rPr>
           <w:rFonts w:ascii="Arial" w:cs="Arial" w:eastAsia="Arial" w:hAnsi="Arial"/>
         </w:rPr>
-        <w:t xml:space="preserve">The steps with an API version are CREATE_CLAIM, NOTIFY_CLAIM, NOTIFY_CLAIM_DETAILS, ACKNOWLEDGE_CLAIM_DEFENDANT1/2, RESPOND_TO_CLAIM_DEFENDANT1/2 and RESPOND_TO_DEFENCE, so the furthest a claim can get through the API alone is JUDICIAL_REFERRAL.</w:t>
+        <w:t xml:space="preserve">Every event step has an API version except PAY_HEARING_FEE, which is paid in the UI's Service Request tab, so API_UNTIL=All_FINAL_ORDERS_ISSUED takes a claim through the whole journey with only the payment in the UI. An API version answers the same pages as the UI with the same answers. Where a page runs a civil-service callback when Continue is pressed (to fill in a list such as the hearing court, or to generate an order document), the API version has CCD run it too, as XUI does, and it submits only the event's own fields. Documents are civil-service's test document, except a judge's completed order, which must be a Word document: TEST_ORDER.docx is uploaded through XUI as the judge. Through the API, ADD_CASE_NOTE checks the case's saved notes rather than the Notes tab.</w:t>
       </w:r>
     </w:p>
     <w:p>

--- a/playwright-tests/RUNNING_UNSPECIFIED_TESTS.docx
+++ b/playwright-tests/RUNNING_UNSPECIFIED_TESTS.docx
@@ -861,6 +861,25 @@
           <w:rFonts w:ascii="Arial" w:cs="Arial" w:eastAsia="Arial" w:hAnsi="Arial"/>
         </w:rPr>
         <w:t xml:space="preserve">CONFIRM_ORDER_REVIEW</w:t>
+      </w:r>
+    </w:p>
+    <w:p>
+      <w:pPr>
+        <w:pStyle w:val="ListParagraph"/>
+        <w:numPr>
+          <w:ilvl w:val="0"/>
+          <w:numId w:val="2"/>
+        </w:numPr>
+        <w:tabs>
+          <w:tab w:val="left" w:pos="720"/>
+        </w:tabs>
+        <w:spacing w:after="60"/>
+      </w:pPr>
+      <w:r>
+        <w:rPr>
+          <w:rFonts w:ascii="Arial" w:cs="Arial" w:eastAsia="Arial" w:hAnsi="Arial"/>
+        </w:rPr>
+        <w:t xml:space="preserve">SETTLE_CLAIM_MARK_PAID_FULL, SETTLE_CLAIM (optional)</w:t>
       </w:r>
     </w:p>
     <w:p>
@@ -4734,6 +4753,119 @@
                 <w:szCs w:val="20"/>
               </w:rPr>
               <w:t xml:space="preserve">Optional events: stay the case, request an update and lift the stay, after the claimant's response.</w:t>
+            </w:r>
+          </w:p>
+        </w:tc>
+      </w:tr>
+      <w:tr>
+        <w:trPr>
+          <w:tblHeader w:val="off"/>
+        </w:trPr>
+        <w:tc>
+          <w:tcPr>
+            <w:tcW w:type="dxa" w:w="1893"/>
+            <w:tcBorders>
+              <w:top w:val="single" w:color="BFBFBF" w:sz="4"/>
+              <w:left w:val="single" w:color="BFBFBF" w:sz="4"/>
+              <w:bottom w:val="single" w:color="BFBFBF" w:sz="4"/>
+              <w:right w:val="single" w:color="BFBFBF" w:sz="4"/>
+            </w:tcBorders>
+            <w:tcMar>
+              <w:top w:type="dxa" w:w="60"/>
+              <w:left w:type="dxa" w:w="100"/>
+              <w:bottom w:type="dxa" w:w="60"/>
+              <w:right w:type="dxa" w:w="100"/>
+            </w:tcMar>
+          </w:tcPr>
+          <w:p>
+            <w:r>
+              <w:rPr>
+                <w:rFonts w:ascii="Courier New" w:cs="Courier New" w:eastAsia="Courier New" w:hAnsi="Courier New"/>
+                <w:sz w:val="20"/>
+                <w:szCs w:val="20"/>
+              </w:rPr>
+              <w:t xml:space="preserve">SETTLE_CLAIM</w:t>
+            </w:r>
+          </w:p>
+        </w:tc>
+        <w:tc>
+          <w:tcPr>
+            <w:tcW w:type="dxa" w:w="2925"/>
+            <w:tcBorders>
+              <w:top w:val="single" w:color="BFBFBF" w:sz="4"/>
+              <w:left w:val="single" w:color="BFBFBF" w:sz="4"/>
+              <w:bottom w:val="single" w:color="BFBFBF" w:sz="4"/>
+              <w:right w:val="single" w:color="BFBFBF" w:sz="4"/>
+            </w:tcBorders>
+            <w:tcMar>
+              <w:top w:type="dxa" w:w="60"/>
+              <w:left w:type="dxa" w:w="100"/>
+              <w:bottom w:type="dxa" w:w="60"/>
+              <w:right w:type="dxa" w:w="100"/>
+            </w:tcMar>
+          </w:tcPr>
+          <w:p>
+            <w:r>
+              <w:rPr>
+                <w:rFonts w:ascii="Arial" w:cs="Arial" w:eastAsia="Arial" w:hAnsi="Arial"/>
+                <w:sz w:val="20"/>
+                <w:szCs w:val="20"/>
+              </w:rPr>
+              <w:t xml:space="preserve">MARK_PAID_IN_FULL, JUDGE_ORDER, CONSENT_ORDER</w:t>
+            </w:r>
+          </w:p>
+        </w:tc>
+        <w:tc>
+          <w:tcPr>
+            <w:tcW w:type="dxa" w:w="1893"/>
+            <w:tcBorders>
+              <w:top w:val="single" w:color="BFBFBF" w:sz="4"/>
+              <w:left w:val="single" w:color="BFBFBF" w:sz="4"/>
+              <w:bottom w:val="single" w:color="BFBFBF" w:sz="4"/>
+              <w:right w:val="single" w:color="BFBFBF" w:sz="4"/>
+            </w:tcBorders>
+            <w:tcMar>
+              <w:top w:type="dxa" w:w="60"/>
+              <w:left w:type="dxa" w:w="100"/>
+              <w:bottom w:type="dxa" w:w="60"/>
+              <w:right w:type="dxa" w:w="100"/>
+            </w:tcMar>
+          </w:tcPr>
+          <w:p>
+            <w:r>
+              <w:rPr>
+                <w:rFonts w:ascii="Arial" w:cs="Arial" w:eastAsia="Arial" w:hAnsi="Arial"/>
+                <w:sz w:val="20"/>
+                <w:szCs w:val="20"/>
+              </w:rPr>
+              <w:t xml:space="preserve">None</w:t>
+            </w:r>
+          </w:p>
+        </w:tc>
+        <w:tc>
+          <w:tcPr>
+            <w:tcW w:type="dxa" w:w="2927"/>
+            <w:tcBorders>
+              <w:top w:val="single" w:color="BFBFBF" w:sz="4"/>
+              <w:left w:val="single" w:color="BFBFBF" w:sz="4"/>
+              <w:bottom w:val="single" w:color="BFBFBF" w:sz="4"/>
+              <w:right w:val="single" w:color="BFBFBF" w:sz="4"/>
+            </w:tcBorders>
+            <w:tcMar>
+              <w:top w:type="dxa" w:w="60"/>
+              <w:left w:type="dxa" w:w="100"/>
+              <w:bottom w:type="dxa" w:w="60"/>
+              <w:right w:type="dxa" w:w="100"/>
+            </w:tcMar>
+          </w:tcPr>
+          <w:p>
+            <w:r>
+              <w:rPr>
+                <w:rFonts w:ascii="Arial" w:cs="Arial" w:eastAsia="Arial" w:hAnsi="Arial"/>
+                <w:sz w:val="20"/>
+                <w:szCs w:val="20"/>
+              </w:rPr>
+              <w:t xml:space="preserve">Optional event, once the rest of the journey has run. MARK_PAID_IN_FULL: the claimant's solicitor marks the claim paid in full with "Settle this claim", which stays the case (CASE_STAYED); skipped where there are two defendants and either is a LIP, and with two claimants it is for both. JUDGE_ORDER or CONSENT_ORDER: the hearing centre admin records with court staff's "Settle this claim" that the claim settled for that reason (CASE_SETTLED). Skipped where the claim has ended in a state the event is not offered in. Any other value stops the run. Has an API version.</w:t>
             </w:r>
           </w:p>
         </w:tc>

--- a/playwright-tests/RUNNING_UNSPECIFIED_TESTS.docx
+++ b/playwright-tests/RUNNING_UNSPECIFIED_TESTS.docx
@@ -84,19 +84,19 @@
     </w:p>
     <w:p>
       <w:pPr>
-        <w:pStyle w:val="Heading3"/>
-      </w:pPr>
-      <w:r>
-        <w:rPr>
-          <w:rFonts w:ascii="Arial" w:cs="Arial" w:eastAsia="Arial" w:hAnsi="Arial"/>
-        </w:rPr>
-        <w:t xml:space="preserve">Demo</w:t>
+        <w:spacing w:after="120"/>
+      </w:pPr>
+      <w:r>
+        <w:rPr>
+          <w:rFonts w:ascii="Arial" w:cs="Arial" w:eastAsia="Arial" w:hAnsi="Arial"/>
+        </w:rPr>
+        <w:t xml:space="preserve">Steps that claim a work allocation task first, such as validating a discontinuance, need AAT's Camunda engine and task monitor in env/.env.aat:</w:t>
       </w:r>
     </w:p>
     <w:p>
       <w:pPr>
         <w:shd w:fill="F2F2F2" w:color="auto" w:val="clear"/>
-        <w:spacing w:after="160" w:before="60"/>
+        <w:spacing w:after="0" w:before="60"/>
       </w:pPr>
       <w:r>
         <w:rPr>
@@ -104,24 +104,13 @@
           <w:sz w:val="18"/>
           <w:szCs w:val="18"/>
         </w:rPr>
-        <w:t xml:space="preserve">ENV=demo npx playwright test playwright-tests/e2e/journeys/UnspecifiedSS.test.ts --project chromium</w:t>
-      </w:r>
-    </w:p>
-    <w:p>
-      <w:pPr>
-        <w:pStyle w:val="Heading3"/>
-      </w:pPr>
-      <w:r>
-        <w:rPr>
-          <w:rFonts w:ascii="Arial" w:cs="Arial" w:eastAsia="Arial" w:hAnsi="Arial"/>
-        </w:rPr>
-        <w:t xml:space="preserve">ITHC</w:t>
+        <w:t xml:space="preserve">CAMUNDA_URL=http://camunda-api-aat.service.core-compute-aat.internal/engine-rest</w:t>
       </w:r>
     </w:p>
     <w:p>
       <w:pPr>
         <w:shd w:fill="F2F2F2" w:color="auto" w:val="clear"/>
-        <w:spacing w:after="160" w:before="60"/>
+        <w:spacing w:after="160" w:before="0"/>
       </w:pPr>
       <w:r>
         <w:rPr>
@@ -129,7 +118,7 @@
           <w:sz w:val="18"/>
           <w:szCs w:val="18"/>
         </w:rPr>
-        <w:t xml:space="preserve">ENV=ithc npx playwright test playwright-tests/e2e/journeys/UnspecifiedSS.test.ts --project chromium</w:t>
+        <w:t xml:space="preserve">WA_TASK_MONITOR_URL=http://wa-task-monitor-aat.service.core-compute-aat.internal</w:t>
       </w:r>
     </w:p>
     <w:p>
@@ -140,7 +129,7 @@
         <w:rPr>
           <w:rFonts w:ascii="Arial" w:cs="Arial" w:eastAsia="Arial" w:hAnsi="Arial"/>
         </w:rPr>
-        <w:t xml:space="preserve">Preview: civil-ccd-definition PR</w:t>
+        <w:t xml:space="preserve">Demo</w:t>
       </w:r>
     </w:p>
     <w:p>
@@ -154,7 +143,7 @@
           <w:sz w:val="18"/>
           <w:szCs w:val="18"/>
         </w:rPr>
-        <w:t xml:space="preserve">ENV=preview PREVIEW_SERVICE=ccd PR_NUMBER=8265 npx playwright test playwright-tests/e2e/journeys/UnspecifiedSS.test.ts --project chromium</w:t>
+        <w:t xml:space="preserve">ENV=demo npx playwright test playwright-tests/e2e/journeys/UnspecifiedSS.test.ts --project chromium</w:t>
       </w:r>
     </w:p>
     <w:p>
@@ -165,7 +154,7 @@
         <w:rPr>
           <w:rFonts w:ascii="Arial" w:cs="Arial" w:eastAsia="Arial" w:hAnsi="Arial"/>
         </w:rPr>
-        <w:t xml:space="preserve">Preview: civil-service PR</w:t>
+        <w:t xml:space="preserve">ITHC</w:t>
       </w:r>
     </w:p>
     <w:p>
@@ -179,7 +168,7 @@
           <w:sz w:val="18"/>
           <w:szCs w:val="18"/>
         </w:rPr>
-        <w:t xml:space="preserve">ENV=preview PREVIEW_SERVICE=service PR_NUMBER=1234 npx playwright test playwright-tests/e2e/journeys/UnspecifiedSS.test.ts --project chromium</w:t>
+        <w:t xml:space="preserve">ENV=ithc npx playwright test playwright-tests/e2e/journeys/UnspecifiedSS.test.ts --project chromium</w:t>
       </w:r>
     </w:p>
     <w:p>
@@ -190,7 +179,7 @@
         <w:rPr>
           <w:rFonts w:ascii="Arial" w:cs="Arial" w:eastAsia="Arial" w:hAnsi="Arial"/>
         </w:rPr>
-        <w:t xml:space="preserve">Preview: civil-citizen-ui PR</w:t>
+        <w:t xml:space="preserve">Preview: civil-ccd-definition PR</w:t>
       </w:r>
     </w:p>
     <w:p>
@@ -204,7 +193,7 @@
           <w:sz w:val="18"/>
           <w:szCs w:val="18"/>
         </w:rPr>
-        <w:t xml:space="preserve">ENV=preview PREVIEW_SERVICE=citizen-ui PR_NUMBER=8327 npx playwright test playwright-tests/e2e/journeys/UnspecifiedSS.test.ts --project chromium</w:t>
+        <w:t xml:space="preserve">ENV=preview PREVIEW_SERVICE=ccd PR_NUMBER=8265 npx playwright test playwright-tests/e2e/journeys/UnspecifiedSS.test.ts --project chromium</w:t>
       </w:r>
     </w:p>
     <w:p>
@@ -215,7 +204,7 @@
         <w:rPr>
           <w:rFonts w:ascii="Arial" w:cs="Arial" w:eastAsia="Arial" w:hAnsi="Arial"/>
         </w:rPr>
-        <w:t xml:space="preserve">Preview: XUI webapp PR (everything behind XUI is AAT)</w:t>
+        <w:t xml:space="preserve">Preview: civil-service PR</w:t>
       </w:r>
     </w:p>
     <w:p>
@@ -229,51 +218,18 @@
           <w:sz w:val="18"/>
           <w:szCs w:val="18"/>
         </w:rPr>
-        <w:t xml:space="preserve">ENV=preview PREVIEW_SERVICE=webapp PR_NUMBER=5365 npx playwright test playwright-tests/e2e/journeys/UnspecifiedSS.test.ts --project chromium</w:t>
-      </w:r>
-    </w:p>
-    <w:p>
-      <w:pPr>
-        <w:spacing w:after="120"/>
-      </w:pPr>
-      <w:r>
-        <w:rPr>
-          <w:rFonts w:ascii="Arial" w:cs="Arial" w:eastAsia="Arial" w:hAnsi="Arial"/>
-        </w:rPr>
-        <w:t xml:space="preserve">Replace the PR numbers with your own. ENV=preview needs both PREVIEW_SERVICE and PR_NUMBER.</w:t>
-      </w:r>
-    </w:p>
-    <w:p>
-      <w:pPr>
-        <w:pStyle w:val="Heading2"/>
-      </w:pPr>
-      <w:r>
-        <w:rPr>
-          <w:rFonts w:ascii="Arial" w:cs="Arial" w:eastAsia="Arial" w:hAnsi="Arial"/>
-        </w:rPr>
-        <w:t xml:space="preserve">2. API only</w:t>
-      </w:r>
-    </w:p>
-    <w:p>
-      <w:pPr>
-        <w:spacing w:after="120"/>
-      </w:pPr>
-      <w:r>
-        <w:rPr>
-          <w:rFonts w:ascii="Arial" w:cs="Arial" w:eastAsia="Arial" w:hAnsi="Arial"/>
-        </w:rPr>
-        <w:t xml:space="preserve">API_UNTIL=&lt;state&gt; does the steps that have an API version through the CCD API until the claim is confirmed to be in that state. Set STOP_AT_STATE to the same state so the run ends there and nothing goes through the UI.</w:t>
-      </w:r>
-    </w:p>
-    <w:p>
-      <w:pPr>
-        <w:spacing w:after="120"/>
-      </w:pPr>
-      <w:r>
-        <w:rPr>
-          <w:rFonts w:ascii="Arial" w:cs="Arial" w:eastAsia="Arial" w:hAnsi="Arial"/>
-        </w:rPr>
-        <w:t xml:space="preserve">Every event step has an API version except PAY_HEARING_FEE, which is paid in the UI's Service Request tab, so API_UNTIL=All_FINAL_ORDERS_ISSUED takes a claim through the whole journey with only the payment in the UI. An API version answers the same pages as the UI with the same answers. Where a page runs a civil-service callback when Continue is pressed (to fill in a list such as the hearing court, or to generate an order document), the API version has CCD run it too, as XUI does, and it submits only the event's own fields. Documents are civil-service's test document, except a judge's completed order, which must be a Word document: TEST_ORDER.docx is uploaded through XUI as the judge. Through the API, ADD_CASE_NOTE checks the case's saved notes rather than the Notes tab.</w:t>
+        <w:t xml:space="preserve">ENV=preview PREVIEW_SERVICE=service PR_NUMBER=1234 npx playwright test playwright-tests/e2e/journeys/UnspecifiedSS.test.ts --project chromium</w:t>
+      </w:r>
+    </w:p>
+    <w:p>
+      <w:pPr>
+        <w:pStyle w:val="Heading3"/>
+      </w:pPr>
+      <w:r>
+        <w:rPr>
+          <w:rFonts w:ascii="Arial" w:cs="Arial" w:eastAsia="Arial" w:hAnsi="Arial"/>
+        </w:rPr>
+        <w:t xml:space="preserve">Preview: civil-citizen-ui PR</w:t>
       </w:r>
     </w:p>
     <w:p>
@@ -287,18 +243,18 @@
           <w:sz w:val="18"/>
           <w:szCs w:val="18"/>
         </w:rPr>
-        <w:t xml:space="preserve">ENV=aat API_UNTIL=JUDICIAL_REFERRAL STOP_AT_STATE=JUDICIAL_REFERRAL npx playwright test playwright-tests/e2e/journeys/UnspecifiedSS.test.ts --project chromium</w:t>
-      </w:r>
-    </w:p>
-    <w:p>
-      <w:pPr>
-        <w:spacing w:after="120"/>
-      </w:pPr>
-      <w:r>
-        <w:rPr>
-          <w:rFonts w:ascii="Arial" w:cs="Arial" w:eastAsia="Arial" w:hAnsi="Arial"/>
-        </w:rPr>
-        <w:t xml:space="preserve">Create an issued claim through the API only:</w:t>
+        <w:t xml:space="preserve">ENV=preview PREVIEW_SERVICE=citizen-ui PR_NUMBER=8327 npx playwright test playwright-tests/e2e/journeys/UnspecifiedSS.test.ts --project chromium</w:t>
+      </w:r>
+    </w:p>
+    <w:p>
+      <w:pPr>
+        <w:pStyle w:val="Heading3"/>
+      </w:pPr>
+      <w:r>
+        <w:rPr>
+          <w:rFonts w:ascii="Arial" w:cs="Arial" w:eastAsia="Arial" w:hAnsi="Arial"/>
+        </w:rPr>
+        <w:t xml:space="preserve">Preview: XUI webapp PR (everything behind XUI is AAT)</w:t>
       </w:r>
     </w:p>
     <w:p>
@@ -312,7 +268,18 @@
           <w:sz w:val="18"/>
           <w:szCs w:val="18"/>
         </w:rPr>
-        <w:t xml:space="preserve">ENV=aat API_UNTIL=CASE_ISSUED STOP_AT_STATE=CASE_ISSUED npx playwright test playwright-tests/e2e/journeys/UnspecifiedSS.test.ts --project chromium</w:t>
+        <w:t xml:space="preserve">ENV=preview PREVIEW_SERVICE=webapp PR_NUMBER=5365 npx playwright test playwright-tests/e2e/journeys/UnspecifiedSS.test.ts --project chromium</w:t>
+      </w:r>
+    </w:p>
+    <w:p>
+      <w:pPr>
+        <w:spacing w:after="120"/>
+      </w:pPr>
+      <w:r>
+        <w:rPr>
+          <w:rFonts w:ascii="Arial" w:cs="Arial" w:eastAsia="Arial" w:hAnsi="Arial"/>
+        </w:rPr>
+        <w:t xml:space="preserve">Replace the PR numbers with your own. ENV=preview needs both PREVIEW_SERVICE and PR_NUMBER.</w:t>
       </w:r>
     </w:p>
     <w:p>
@@ -323,7 +290,7 @@
         <w:rPr>
           <w:rFonts w:ascii="Arial" w:cs="Arial" w:eastAsia="Arial" w:hAnsi="Arial"/>
         </w:rPr>
-        <w:t xml:space="preserve">3. UI only</w:t>
+        <w:t xml:space="preserve">2. API only</w:t>
       </w:r>
     </w:p>
     <w:p>
@@ -334,7 +301,18 @@
         <w:rPr>
           <w:rFonts w:ascii="Arial" w:cs="Arial" w:eastAsia="Arial" w:hAnsi="Arial"/>
         </w:rPr>
-        <w:t xml:space="preserve">Leave API_UNTIL unset and every step goes through the UI, from creating the claim to the final order.</w:t>
+        <w:t xml:space="preserve">API_UNTIL=&lt;state&gt; does the steps that have an API version through the CCD API until the claim is confirmed to be in that state. Set STOP_AT_STATE to the same state so the run ends there and nothing goes through the UI.</w:t>
+      </w:r>
+    </w:p>
+    <w:p>
+      <w:pPr>
+        <w:spacing w:after="120"/>
+      </w:pPr>
+      <w:r>
+        <w:rPr>
+          <w:rFonts w:ascii="Arial" w:cs="Arial" w:eastAsia="Arial" w:hAnsi="Arial"/>
+        </w:rPr>
+        <w:t xml:space="preserve">Every event step has an API version except PAY_HEARING_FEE, which is paid in the UI's Service Request tab, so API_UNTIL=All_FINAL_ORDERS_ISSUED takes a claim through the whole journey with only the payment in the UI. An API version answers the same pages as the UI with the same answers. Where a page runs a civil-service callback when Continue is pressed (to fill in a list such as the hearing court, or to generate an order document), the API version has CCD run it too, as XUI does, and it submits only the event's own fields. Documents are civil-service's test document, except a judge's completed order, which must be a Word document: TEST_ORDER.docx is uploaded through XUI as the judge. Through the API, ADD_CASE_NOTE checks the case's saved notes rather than the Notes tab.</w:t>
       </w:r>
     </w:p>
     <w:p>
@@ -348,18 +326,7 @@
           <w:sz w:val="18"/>
           <w:szCs w:val="18"/>
         </w:rPr>
-        <w:t xml:space="preserve">ENV=aat npx playwright test playwright-tests/e2e/journeys/UnspecifiedSS.test.ts --project chromium --headed</w:t>
-      </w:r>
-    </w:p>
-    <w:p>
-      <w:pPr>
-        <w:pStyle w:val="Heading2"/>
-      </w:pPr>
-      <w:r>
-        <w:rPr>
-          <w:rFonts w:ascii="Arial" w:cs="Arial" w:eastAsia="Arial" w:hAnsi="Arial"/>
-        </w:rPr>
-        <w:t xml:space="preserve">4. Stop at a state</w:t>
+        <w:t xml:space="preserve">ENV=aat API_UNTIL=JUDICIAL_REFERRAL STOP_AT_STATE=JUDICIAL_REFERRAL npx playwright test playwright-tests/e2e/journeys/UnspecifiedSS.test.ts --project chromium</w:t>
       </w:r>
     </w:p>
     <w:p>
@@ -370,7 +337,7 @@
         <w:rPr>
           <w:rFonts w:ascii="Arial" w:cs="Arial" w:eastAsia="Arial" w:hAnsi="Arial"/>
         </w:rPr>
-        <w:t xml:space="preserve">STOP_AT_STATE=&lt;state&gt; stops as soon as the claim is confirmed to be in that state. The remaining tests are skipped. Add KEEP_CASE_ASSIGNMENTS=Yes to keep the solicitors assigned so you can carry on with the case by hand.</w:t>
+        <w:t xml:space="preserve">Create an issued claim through the API only:</w:t>
       </w:r>
     </w:p>
     <w:p>
@@ -384,7 +351,18 @@
           <w:sz w:val="18"/>
           <w:szCs w:val="18"/>
         </w:rPr>
-        <w:t xml:space="preserve">ENV=aat STOP_AT_STATE=CASE_PROGRESSION KEEP_CASE_ASSIGNMENTS=Yes npx playwright test playwright-tests/e2e/journeys/UnspecifiedSS.test.ts --project chromium</w:t>
+        <w:t xml:space="preserve">ENV=aat API_UNTIL=CASE_ISSUED STOP_AT_STATE=CASE_ISSUED npx playwright test playwright-tests/e2e/journeys/UnspecifiedSS.test.ts --project chromium</w:t>
+      </w:r>
+    </w:p>
+    <w:p>
+      <w:pPr>
+        <w:pStyle w:val="Heading2"/>
+      </w:pPr>
+      <w:r>
+        <w:rPr>
+          <w:rFonts w:ascii="Arial" w:cs="Arial" w:eastAsia="Arial" w:hAnsi="Arial"/>
+        </w:rPr>
+        <w:t xml:space="preserve">3. UI only</w:t>
       </w:r>
     </w:p>
     <w:p>
@@ -395,29 +373,7 @@
         <w:rPr>
           <w:rFonts w:ascii="Arial" w:cs="Arial" w:eastAsia="Arial" w:hAnsi="Arial"/>
         </w:rPr>
-        <w:t xml:space="preserve">States: PENDING_CASE_ISSUED, CASE_ISSUED, AWAITING_CASE_DETAILS_NOTIFICATION, AWAITING_RESPONDENT_ACKNOWLEDGEMENT, AWAITING_APPLICANT_INTENTION, JUDICIAL_REFERRAL, CASE_STAYED, CASE_PROGRESSION, HEARING_READINESS, PREPARE_FOR_HEARING_CONDUCT_HEARING, DECISION_OUTCOME, All_FINAL_ORDERS_ISSUED, PROCEEDS_IN_HERITAGE_SYSTEM.</w:t>
-      </w:r>
-    </w:p>
-    <w:p>
-      <w:pPr>
-        <w:pStyle w:val="Heading2"/>
-      </w:pPr>
-      <w:r>
-        <w:rPr>
-          <w:rFonts w:ascii="Arial" w:cs="Arial" w:eastAsia="Arial" w:hAnsi="Arial"/>
-        </w:rPr>
-        <w:t xml:space="preserve">5. Stop at an event</w:t>
-      </w:r>
-    </w:p>
-    <w:p>
-      <w:pPr>
-        <w:spacing w:after="120"/>
-      </w:pPr>
-      <w:r>
-        <w:rPr>
-          <w:rFonts w:ascii="Arial" w:cs="Arial" w:eastAsia="Arial" w:hAnsi="Arial"/>
-        </w:rPr>
-        <w:t xml:space="preserve">STOP_AFTER_TEST=&lt;step&gt; stops after that step (or group of steps). A test number such as test12 also works, but numbers move when steps are added, so a name is safer. If both STOP_AT_STATE and STOP_AFTER_TEST are set, the run stops at whichever comes first.</w:t>
+        <w:t xml:space="preserve">Leave API_UNTIL unset and every step goes through the UI, from creating the claim to the final order.</w:t>
       </w:r>
     </w:p>
     <w:p>
@@ -431,7 +387,126 @@
           <w:sz w:val="18"/>
           <w:szCs w:val="18"/>
         </w:rPr>
+        <w:t xml:space="preserve">ENV=aat npx playwright test playwright-tests/e2e/journeys/UnspecifiedSS.test.ts --project chromium --headed</w:t>
+      </w:r>
+    </w:p>
+    <w:p>
+      <w:pPr>
+        <w:pStyle w:val="Heading2"/>
+      </w:pPr>
+      <w:r>
+        <w:rPr>
+          <w:rFonts w:ascii="Arial" w:cs="Arial" w:eastAsia="Arial" w:hAnsi="Arial"/>
+        </w:rPr>
+        <w:t xml:space="preserve">4. Stop at a state</w:t>
+      </w:r>
+    </w:p>
+    <w:p>
+      <w:pPr>
+        <w:spacing w:after="120"/>
+      </w:pPr>
+      <w:r>
+        <w:rPr>
+          <w:rFonts w:ascii="Arial" w:cs="Arial" w:eastAsia="Arial" w:hAnsi="Arial"/>
+        </w:rPr>
+        <w:t xml:space="preserve">STOP_AT_STATE=&lt;state&gt; stops as soon as the claim is confirmed to be in that state. The remaining tests are skipped. Add KEEP_CASE_ASSIGNMENTS=Yes to keep the solicitors assigned so you can carry on with the case by hand.</w:t>
+      </w:r>
+    </w:p>
+    <w:p>
+      <w:pPr>
+        <w:shd w:fill="F2F2F2" w:color="auto" w:val="clear"/>
+        <w:spacing w:after="160" w:before="60"/>
+      </w:pPr>
+      <w:r>
+        <w:rPr>
+          <w:rFonts w:ascii="Courier New" w:cs="Courier New" w:eastAsia="Courier New" w:hAnsi="Courier New"/>
+          <w:sz w:val="18"/>
+          <w:szCs w:val="18"/>
+        </w:rPr>
+        <w:t xml:space="preserve">ENV=aat STOP_AT_STATE=CASE_PROGRESSION KEEP_CASE_ASSIGNMENTS=Yes npx playwright test playwright-tests/e2e/journeys/UnspecifiedSS.test.ts --project chromium</w:t>
+      </w:r>
+    </w:p>
+    <w:p>
+      <w:pPr>
+        <w:spacing w:after="120"/>
+      </w:pPr>
+      <w:r>
+        <w:rPr>
+          <w:rFonts w:ascii="Arial" w:cs="Arial" w:eastAsia="Arial" w:hAnsi="Arial"/>
+        </w:rPr>
+        <w:t xml:space="preserve">States: PENDING_CASE_ISSUED, CASE_ISSUED, AWAITING_CASE_DETAILS_NOTIFICATION, AWAITING_RESPONDENT_ACKNOWLEDGEMENT, AWAITING_APPLICANT_INTENTION, JUDICIAL_REFERRAL, CASE_STAYED, CASE_PROGRESSION, HEARING_READINESS, PREPARE_FOR_HEARING_CONDUCT_HEARING, DECISION_OUTCOME, All_FINAL_ORDERS_ISSUED, PROCEEDS_IN_HERITAGE_SYSTEM.</w:t>
+      </w:r>
+    </w:p>
+    <w:p>
+      <w:pPr>
+        <w:pStyle w:val="Heading2"/>
+      </w:pPr>
+      <w:r>
+        <w:rPr>
+          <w:rFonts w:ascii="Arial" w:cs="Arial" w:eastAsia="Arial" w:hAnsi="Arial"/>
+        </w:rPr>
+        <w:t xml:space="preserve">5. Stop at an event</w:t>
+      </w:r>
+    </w:p>
+    <w:p>
+      <w:pPr>
+        <w:spacing w:after="120"/>
+      </w:pPr>
+      <w:r>
+        <w:rPr>
+          <w:rFonts w:ascii="Arial" w:cs="Arial" w:eastAsia="Arial" w:hAnsi="Arial"/>
+        </w:rPr>
+        <w:t xml:space="preserve">STOP_AFTER_TEST=&lt;step&gt; stops after that step (or group of steps). A test number such as test12 also works, but numbers move when steps are added, so a name is safer. If both STOP_AT_STATE and STOP_AFTER_TEST are set, the run stops at whichever comes first.</w:t>
+      </w:r>
+    </w:p>
+    <w:p>
+      <w:pPr>
+        <w:shd w:fill="F2F2F2" w:color="auto" w:val="clear"/>
+        <w:spacing w:after="160" w:before="60"/>
+      </w:pPr>
+      <w:r>
+        <w:rPr>
+          <w:rFonts w:ascii="Courier New" w:cs="Courier New" w:eastAsia="Courier New" w:hAnsi="Courier New"/>
+          <w:sz w:val="18"/>
+          <w:szCs w:val="18"/>
+        </w:rPr>
         <w:t xml:space="preserve">ENV=aat STOP_AFTER_TEST=CREATE_HEARING_NOTICE npx playwright test playwright-tests/e2e/journeys/UnspecifiedSS.test.ts --project chromium</w:t>
+      </w:r>
+    </w:p>
+    <w:p>
+      <w:pPr>
+        <w:spacing w:after="120"/>
+      </w:pPr>
+      <w:r>
+        <w:rPr>
+          <w:rFonts w:ascii="Arial" w:cs="Arial" w:eastAsia="Arial" w:hAnsi="Arial"/>
+        </w:rPr>
+        <w:t xml:space="preserve">Settling or discontinuing the claim (SETTLE_CLAIM, DISCONTINUE_CLAIM) still runs where STOP_AT_STATE or STOP_AFTER_TEST stops the journey, so the claim can be closed at any point. For example, this discontinues a claim at JUDICIAL_REFERRAL without the court's permission:</w:t>
+      </w:r>
+    </w:p>
+    <w:p>
+      <w:pPr>
+        <w:shd w:fill="F2F2F2" w:color="auto" w:val="clear"/>
+        <w:spacing w:after="160" w:before="60"/>
+      </w:pPr>
+      <w:r>
+        <w:rPr>
+          <w:rFonts w:ascii="Courier New" w:cs="Courier New" w:eastAsia="Courier New" w:hAnsi="Courier New"/>
+          <w:sz w:val="18"/>
+          <w:szCs w:val="18"/>
+        </w:rPr>
+        <w:t xml:space="preserve">ENV=aat API_UNTIL=JUDICIAL_REFERRAL STOP_AT_STATE=JUDICIAL_REFERRAL DISCONTINUE_CLAIM=NO_PERMISSION_NEEDED npx playwright test playwright-tests/e2e/journeys/UnspecifiedSS.test.ts --project chromium</w:t>
+      </w:r>
+    </w:p>
+    <w:p>
+      <w:pPr>
+        <w:spacing w:after="120"/>
+      </w:pPr>
+      <w:r>
+        <w:rPr>
+          <w:rFonts w:ascii="Arial" w:cs="Arial" w:eastAsia="Arial" w:hAnsi="Arial"/>
+        </w:rPr>
+        <w:t xml:space="preserve">An invalid combination of settings fails the run before the first test, with every problem listed: for example SETTLE_CLAIM and DISCONTINUE_CLAIM together, settling or discontinuing as the claimant's solicitor against two defendants where one is a LIP, or settling or discontinuing where the journey ends in a state the event is not offered in (such as DISCONTINUE_CLAIM on a journey that runs to All_FINAL_ORDERS_ISSUED without STOP_AT_STATE).</w:t>
       </w:r>
     </w:p>
     <w:p>
@@ -880,6 +955,25 @@
           <w:rFonts w:ascii="Arial" w:cs="Arial" w:eastAsia="Arial" w:hAnsi="Arial"/>
         </w:rPr>
         <w:t xml:space="preserve">SETTLE_CLAIM_MARK_PAID_FULL, SETTLE_CLAIM (optional)</w:t>
+      </w:r>
+    </w:p>
+    <w:p>
+      <w:pPr>
+        <w:pStyle w:val="ListParagraph"/>
+        <w:numPr>
+          <w:ilvl w:val="0"/>
+          <w:numId w:val="2"/>
+        </w:numPr>
+        <w:tabs>
+          <w:tab w:val="left" w:pos="720"/>
+        </w:tabs>
+        <w:spacing w:after="60"/>
+      </w:pPr>
+      <w:r>
+        <w:rPr>
+          <w:rFonts w:ascii="Arial" w:cs="Arial" w:eastAsia="Arial" w:hAnsi="Arial"/>
+        </w:rPr>
+        <w:t xml:space="preserve">DISCONTINUE_CLAIM, VALIDATE_DISCONTINUANCE (optional)</w:t>
       </w:r>
     </w:p>
     <w:p>
@@ -4865,7 +4959,120 @@
                 <w:sz w:val="20"/>
                 <w:szCs w:val="20"/>
               </w:rPr>
-              <w:t xml:space="preserve">Optional event, once the rest of the journey has run. MARK_PAID_IN_FULL: the claimant's solicitor marks the claim paid in full with "Settle this claim", which stays the case (CASE_STAYED); skipped where there are two defendants and either is a LIP, and with two claimants it is for both. JUDGE_ORDER or CONSENT_ORDER: the hearing centre admin records with court staff's "Settle this claim" that the claim settled for that reason (CASE_SETTLED). Skipped where the claim has ended in a state the event is not offered in. Any other value stops the run. Has an API version.</w:t>
+              <w:t xml:space="preserve">Optional event, once the rest of the journey has run or where STOP_AT_STATE or STOP_AFTER_TEST stops it. MARK_PAID_IN_FULL: the claimant's solicitor marks the claim paid in full with "Settle this claim", which stays the case (CASE_STAYED); with two claimants it is for both. JUDGE_ORDER or CONSENT_ORDER: the hearing centre admin records with court staff's "Settle this claim" that the claim settled for that reason (CASE_SETTLED). Has an API version.</w:t>
+            </w:r>
+          </w:p>
+        </w:tc>
+      </w:tr>
+      <w:tr>
+        <w:trPr>
+          <w:tblHeader w:val="off"/>
+        </w:trPr>
+        <w:tc>
+          <w:tcPr>
+            <w:tcW w:type="dxa" w:w="1893"/>
+            <w:tcBorders>
+              <w:top w:val="single" w:color="BFBFBF" w:sz="4"/>
+              <w:left w:val="single" w:color="BFBFBF" w:sz="4"/>
+              <w:bottom w:val="single" w:color="BFBFBF" w:sz="4"/>
+              <w:right w:val="single" w:color="BFBFBF" w:sz="4"/>
+            </w:tcBorders>
+            <w:tcMar>
+              <w:top w:type="dxa" w:w="60"/>
+              <w:left w:type="dxa" w:w="100"/>
+              <w:bottom w:type="dxa" w:w="60"/>
+              <w:right w:type="dxa" w:w="100"/>
+            </w:tcMar>
+          </w:tcPr>
+          <w:p>
+            <w:r>
+              <w:rPr>
+                <w:rFonts w:ascii="Courier New" w:cs="Courier New" w:eastAsia="Courier New" w:hAnsi="Courier New"/>
+                <w:sz w:val="20"/>
+                <w:szCs w:val="20"/>
+              </w:rPr>
+              <w:t xml:space="preserve">DISCONTINUE_CLAIM</w:t>
+            </w:r>
+          </w:p>
+        </w:tc>
+        <w:tc>
+          <w:tcPr>
+            <w:tcW w:type="dxa" w:w="2925"/>
+            <w:tcBorders>
+              <w:top w:val="single" w:color="BFBFBF" w:sz="4"/>
+              <w:left w:val="single" w:color="BFBFBF" w:sz="4"/>
+              <w:bottom w:val="single" w:color="BFBFBF" w:sz="4"/>
+              <w:right w:val="single" w:color="BFBFBF" w:sz="4"/>
+            </w:tcBorders>
+            <w:tcMar>
+              <w:top w:type="dxa" w:w="60"/>
+              <w:left w:type="dxa" w:w="100"/>
+              <w:bottom w:type="dxa" w:w="60"/>
+              <w:right w:type="dxa" w:w="100"/>
+            </w:tcMar>
+          </w:tcPr>
+          <w:p>
+            <w:r>
+              <w:rPr>
+                <w:rFonts w:ascii="Arial" w:cs="Arial" w:eastAsia="Arial" w:hAnsi="Arial"/>
+                <w:sz w:val="20"/>
+                <w:szCs w:val="20"/>
+              </w:rPr>
+              <w:t xml:space="preserve">NO_PERMISSION_NEEDED, PERMISSION_GRANTED</w:t>
+            </w:r>
+          </w:p>
+        </w:tc>
+        <w:tc>
+          <w:tcPr>
+            <w:tcW w:type="dxa" w:w="1893"/>
+            <w:tcBorders>
+              <w:top w:val="single" w:color="BFBFBF" w:sz="4"/>
+              <w:left w:val="single" w:color="BFBFBF" w:sz="4"/>
+              <w:bottom w:val="single" w:color="BFBFBF" w:sz="4"/>
+              <w:right w:val="single" w:color="BFBFBF" w:sz="4"/>
+            </w:tcBorders>
+            <w:tcMar>
+              <w:top w:type="dxa" w:w="60"/>
+              <w:left w:type="dxa" w:w="100"/>
+              <w:bottom w:type="dxa" w:w="60"/>
+              <w:right w:type="dxa" w:w="100"/>
+            </w:tcMar>
+          </w:tcPr>
+          <w:p>
+            <w:r>
+              <w:rPr>
+                <w:rFonts w:ascii="Arial" w:cs="Arial" w:eastAsia="Arial" w:hAnsi="Arial"/>
+                <w:sz w:val="20"/>
+                <w:szCs w:val="20"/>
+              </w:rPr>
+              <w:t xml:space="preserve">None</w:t>
+            </w:r>
+          </w:p>
+        </w:tc>
+        <w:tc>
+          <w:tcPr>
+            <w:tcW w:type="dxa" w:w="2927"/>
+            <w:tcBorders>
+              <w:top w:val="single" w:color="BFBFBF" w:sz="4"/>
+              <w:left w:val="single" w:color="BFBFBF" w:sz="4"/>
+              <w:bottom w:val="single" w:color="BFBFBF" w:sz="4"/>
+              <w:right w:val="single" w:color="BFBFBF" w:sz="4"/>
+            </w:tcBorders>
+            <w:tcMar>
+              <w:top w:type="dxa" w:w="60"/>
+              <w:left w:type="dxa" w:w="100"/>
+              <w:bottom w:type="dxa" w:w="60"/>
+              <w:right w:type="dxa" w:w="100"/>
+            </w:tcMar>
+          </w:tcPr>
+          <w:p>
+            <w:r>
+              <w:rPr>
+                <w:rFonts w:ascii="Arial" w:cs="Arial" w:eastAsia="Arial" w:hAnsi="Arial"/>
+                <w:sz w:val="20"/>
+                <w:szCs w:val="20"/>
+              </w:rPr>
+              <w:t xml:space="preserve">Optional events, once the rest of the journey has run or where STOP_AT_STATE or STOP_AFTER_TEST stops it: the claimant's solicitor fully discontinues the claim with "Discontinue this claim", for every claimant and against every defendant. NO_PERMISSION_NEEDED: the court's permission is not needed, so the claim is discontinued (CASE_DISCONTINUED). PERMISSION_GRANTED: a judge gave permission today, and the hearing centre admin then validates the discontinuance, which discontinues the claim. Not offered once the final orders are issued or while the case is stayed. Has an API version.</w:t>
             </w:r>
           </w:p>
         </w:tc>

--- a/playwright-tests/RUNNING_UNSPECIFIED_TESTS.docx
+++ b/playwright-tests/RUNNING_UNSPECIFIED_TESTS.docx
@@ -612,7 +612,7 @@
         <w:rPr>
           <w:rFonts w:ascii="Arial" w:cs="Arial" w:eastAsia="Arial" w:hAnsi="Arial"/>
         </w:rPr>
-        <w:t xml:space="preserve">ACKNOWLEDGE_CLAIM_DEFENDANT1, ACKNOWLEDGE_CLAIM_DEFENDANT2</w:t>
+        <w:t xml:space="preserve">MOVE_RESPONSE_DEADLINE, DEFAULT_JUDGMENT, STANDARD_DIRECTION_ORDER_DJ (optional)</w:t>
       </w:r>
     </w:p>
     <w:p>
@@ -631,7 +631,7 @@
         <w:rPr>
           <w:rFonts w:ascii="Arial" w:cs="Arial" w:eastAsia="Arial" w:hAnsi="Arial"/>
         </w:rPr>
-        <w:t xml:space="preserve">INFORM_AGREED_EXTENSION_DEFENDANT1, INFORM_AGREED_EXTENSION_DEFENDANT2 (optional)</w:t>
+        <w:t xml:space="preserve">ACKNOWLEDGE_CLAIM_DEFENDANT1, ACKNOWLEDGE_CLAIM_DEFENDANT2</w:t>
       </w:r>
     </w:p>
     <w:p>
@@ -650,7 +650,7 @@
         <w:rPr>
           <w:rFonts w:ascii="Arial" w:cs="Arial" w:eastAsia="Arial" w:hAnsi="Arial"/>
         </w:rPr>
-        <w:t xml:space="preserve">RESPOND_TO_CLAIM_DEFENDANT1, RESPOND_TO_CLAIM_DEFENDANT2</w:t>
+        <w:t xml:space="preserve">INFORM_AGREED_EXTENSION_DEFENDANT1, INFORM_AGREED_EXTENSION_DEFENDANT2 (optional)</w:t>
       </w:r>
     </w:p>
     <w:p>
@@ -669,7 +669,7 @@
         <w:rPr>
           <w:rFonts w:ascii="Arial" w:cs="Arial" w:eastAsia="Arial" w:hAnsi="Arial"/>
         </w:rPr>
-        <w:t xml:space="preserve">RESPOND_TO_DEFENCE</w:t>
+        <w:t xml:space="preserve">RESPOND_TO_CLAIM_DEFENDANT1, RESPOND_TO_CLAIM_DEFENDANT2</w:t>
       </w:r>
     </w:p>
     <w:p>
@@ -688,7 +688,7 @@
         <w:rPr>
           <w:rFonts w:ascii="Arial" w:cs="Arial" w:eastAsia="Arial" w:hAnsi="Arial"/>
         </w:rPr>
-        <w:t xml:space="preserve">CREATE_CASE_FLAGS (group), MAKE_CASE_FLAG_INACTIVE (optional)</w:t>
+        <w:t xml:space="preserve">RESPOND_TO_DEFENCE</w:t>
       </w:r>
     </w:p>
     <w:p>
@@ -707,7 +707,7 @@
         <w:rPr>
           <w:rFonts w:ascii="Arial" w:cs="Arial" w:eastAsia="Arial" w:hAnsi="Arial"/>
         </w:rPr>
-        <w:t xml:space="preserve">MANAGE_CONTACT_INFORMATION (group, optional)</w:t>
+        <w:t xml:space="preserve">CREATE_CASE_FLAGS (group), MAKE_CASE_FLAG_INACTIVE (optional)</w:t>
       </w:r>
     </w:p>
     <w:p>
@@ -726,7 +726,7 @@
         <w:rPr>
           <w:rFonts w:ascii="Arial" w:cs="Arial" w:eastAsia="Arial" w:hAnsi="Arial"/>
         </w:rPr>
-        <w:t xml:space="preserve">STAY_CASE, MANAGE_STAY_REQUEST_UPDATE, LIFT_STAY (optional)</w:t>
+        <w:t xml:space="preserve">MANAGE_CONTACT_INFORMATION (group, optional)</w:t>
       </w:r>
     </w:p>
     <w:p>
@@ -745,7 +745,7 @@
         <w:rPr>
           <w:rFonts w:ascii="Arial" w:cs="Arial" w:eastAsia="Arial" w:hAnsi="Arial"/>
         </w:rPr>
-        <w:t xml:space="preserve">CREATE_SDO</w:t>
+        <w:t xml:space="preserve">STAY_CASE, MANAGE_STAY_REQUEST_UPDATE, LIFT_STAY (optional)</w:t>
       </w:r>
     </w:p>
     <w:p>
@@ -764,7 +764,7 @@
         <w:rPr>
           <w:rFonts w:ascii="Arial" w:cs="Arial" w:eastAsia="Arial" w:hAnsi="Arial"/>
         </w:rPr>
-        <w:t xml:space="preserve">MAKE_DIRECTIONS_ORDER</w:t>
+        <w:t xml:space="preserve">CREATE_SDO</w:t>
       </w:r>
     </w:p>
     <w:p>
@@ -783,7 +783,7 @@
         <w:rPr>
           <w:rFonts w:ascii="Arial" w:cs="Arial" w:eastAsia="Arial" w:hAnsi="Arial"/>
         </w:rPr>
-        <w:t xml:space="preserve">UPLOAD_EVIDENCE (group: _CLAIMANT_SOLICITOR, _DEFENDANT1_SOLICITOR, _DEFENDANT2_SOLICITOR)</w:t>
+        <w:t xml:space="preserve">MAKE_DIRECTIONS_ORDER</w:t>
       </w:r>
     </w:p>
     <w:p>
@@ -802,7 +802,7 @@
         <w:rPr>
           <w:rFonts w:ascii="Arial" w:cs="Arial" w:eastAsia="Arial" w:hAnsi="Arial"/>
         </w:rPr>
-        <w:t xml:space="preserve">CREATE_HEARING_NOTICE</w:t>
+        <w:t xml:space="preserve">UPLOAD_EVIDENCE (group: _CLAIMANT_SOLICITOR, _DEFENDANT1_SOLICITOR, _DEFENDANT2_SOLICITOR)</w:t>
       </w:r>
     </w:p>
     <w:p>
@@ -821,7 +821,7 @@
         <w:rPr>
           <w:rFonts w:ascii="Arial" w:cs="Arial" w:eastAsia="Arial" w:hAnsi="Arial"/>
         </w:rPr>
-        <w:t xml:space="preserve">PAY_HEARING_FEE</w:t>
+        <w:t xml:space="preserve">CREATE_HEARING_NOTICE</w:t>
       </w:r>
     </w:p>
     <w:p>
@@ -840,7 +840,7 @@
         <w:rPr>
           <w:rFonts w:ascii="Arial" w:cs="Arial" w:eastAsia="Arial" w:hAnsi="Arial"/>
         </w:rPr>
-        <w:t xml:space="preserve">TRIAL_READY_CHECK</w:t>
+        <w:t xml:space="preserve">PAY_HEARING_FEE</w:t>
       </w:r>
     </w:p>
     <w:p>
@@ -859,7 +859,7 @@
         <w:rPr>
           <w:rFonts w:ascii="Arial" w:cs="Arial" w:eastAsia="Arial" w:hAnsi="Arial"/>
         </w:rPr>
-        <w:t xml:space="preserve">CONFIRM_TRIAL_ARRANGEMENTS (group: _CLAIMANT_SOLICITOR, _DEFENDANT1_SOLICITOR, _DEFENDANT2_SOLICITOR)</w:t>
+        <w:t xml:space="preserve">TRIAL_READY_CHECK</w:t>
       </w:r>
     </w:p>
     <w:p>
@@ -878,7 +878,7 @@
         <w:rPr>
           <w:rFonts w:ascii="Arial" w:cs="Arial" w:eastAsia="Arial" w:hAnsi="Arial"/>
         </w:rPr>
-        <w:t xml:space="preserve">CREATE_TRIAL_BUNDLE</w:t>
+        <w:t xml:space="preserve">CONFIRM_TRIAL_ARRANGEMENTS (group: _CLAIMANT_SOLICITOR, _DEFENDANT1_SOLICITOR, _DEFENDANT2_SOLICITOR)</w:t>
       </w:r>
     </w:p>
     <w:p>
@@ -897,7 +897,7 @@
         <w:rPr>
           <w:rFonts w:ascii="Arial" w:cs="Arial" w:eastAsia="Arial" w:hAnsi="Arial"/>
         </w:rPr>
-        <w:t xml:space="preserve">MOVE_TO_DECISION_OUTCOME</w:t>
+        <w:t xml:space="preserve">CREATE_TRIAL_BUNDLE</w:t>
       </w:r>
     </w:p>
     <w:p>
@@ -916,7 +916,7 @@
         <w:rPr>
           <w:rFonts w:ascii="Arial" w:cs="Arial" w:eastAsia="Arial" w:hAnsi="Arial"/>
         </w:rPr>
-        <w:t xml:space="preserve">MAKE_FINAL_ORDER</w:t>
+        <w:t xml:space="preserve">MOVE_TO_DECISION_OUTCOME</w:t>
       </w:r>
     </w:p>
     <w:p>
@@ -935,7 +935,7 @@
         <w:rPr>
           <w:rFonts w:ascii="Arial" w:cs="Arial" w:eastAsia="Arial" w:hAnsi="Arial"/>
         </w:rPr>
-        <w:t xml:space="preserve">CONFIRM_ORDER_REVIEW</w:t>
+        <w:t xml:space="preserve">MAKE_FINAL_ORDER</w:t>
       </w:r>
     </w:p>
     <w:p>
@@ -954,7 +954,7 @@
         <w:rPr>
           <w:rFonts w:ascii="Arial" w:cs="Arial" w:eastAsia="Arial" w:hAnsi="Arial"/>
         </w:rPr>
-        <w:t xml:space="preserve">SETTLE_CLAIM_MARK_PAID_FULL, SETTLE_CLAIM (optional)</w:t>
+        <w:t xml:space="preserve">CONFIRM_ORDER_REVIEW</w:t>
       </w:r>
     </w:p>
     <w:p>
@@ -973,6 +973,25 @@
         <w:rPr>
           <w:rFonts w:ascii="Arial" w:cs="Arial" w:eastAsia="Arial" w:hAnsi="Arial"/>
         </w:rPr>
+        <w:t xml:space="preserve">SETTLE_CLAIM_MARK_PAID_FULL, SETTLE_CLAIM (optional)</w:t>
+      </w:r>
+    </w:p>
+    <w:p>
+      <w:pPr>
+        <w:pStyle w:val="ListParagraph"/>
+        <w:numPr>
+          <w:ilvl w:val="0"/>
+          <w:numId w:val="2"/>
+        </w:numPr>
+        <w:tabs>
+          <w:tab w:val="left" w:pos="720"/>
+        </w:tabs>
+        <w:spacing w:after="60"/>
+      </w:pPr>
+      <w:r>
+        <w:rPr>
+          <w:rFonts w:ascii="Arial" w:cs="Arial" w:eastAsia="Arial" w:hAnsi="Arial"/>
+        </w:rPr>
         <w:t xml:space="preserve">DISCONTINUE_CLAIM, VALIDATE_DISCONTINUANCE (optional)</w:t>
       </w:r>
     </w:p>
@@ -1524,6 +1543,31 @@
     </w:p>
     <w:p>
       <w:pPr>
+        <w:spacing w:after="120"/>
+      </w:pPr>
+      <w:r>
+        <w:rPr>
+          <w:rFonts w:ascii="Arial" w:cs="Arial" w:eastAsia="Arial" w:hAnsi="Arial"/>
+        </w:rPr>
+        <w:t xml:space="preserve">The default judgment scenarios are UNSPEC_1v1_FAST_DEFAULT_JUDGMENT and UNSPEC_1v2DS_FAST_DEFAULT_JUDGMENT, which run in the nightly set:</w:t>
+      </w:r>
+    </w:p>
+    <w:p>
+      <w:pPr>
+        <w:shd w:fill="F2F2F2" w:color="auto" w:val="clear"/>
+        <w:spacing w:after="160" w:before="60"/>
+      </w:pPr>
+      <w:r>
+        <w:rPr>
+          <w:rFonts w:ascii="Courier New" w:cs="Courier New" w:eastAsia="Courier New" w:hAnsi="Courier New"/>
+          <w:sz w:val="18"/>
+          <w:szCs w:val="18"/>
+        </w:rPr>
+        <w:t xml:space="preserve">ENV=aat SCENARIOS=Yes npx playwright test playwright-tests/e2e/journeys/UnspecifiedSS.test.ts --project chromium --grep @UNSPEC_1v1_FAST_DEFAULT_JUDGMENT</w:t>
+      </w:r>
+    </w:p>
+    <w:p>
+      <w:pPr>
         <w:pStyle w:val="Heading2"/>
       </w:pPr>
       <w:r>
@@ -1541,7 +1585,7 @@
         <w:rPr>
           <w:rFonts w:ascii="Arial" w:cs="Arial" w:eastAsia="Arial" w:hAnsi="Arial"/>
         </w:rPr>
-        <w:t xml:space="preserve">Defaults apply when a parameter is not set. Every on/off parameter takes Yes or No, and treats anything other than Yes as No.</w:t>
+        <w:t xml:space="preserve">Defaults apply when a parameter is not set. Every on/off parameter takes Yes or No, and treats anything other than Yes as No. DEFAULT_JUDGMENT is the exception: any value other than Yes or No stops the run.</w:t>
       </w:r>
     </w:p>
     <w:tbl>
@@ -5073,6 +5117,119 @@
                 <w:szCs w:val="20"/>
               </w:rPr>
               <w:t xml:space="preserve">Optional events, once the rest of the journey has run or where STOP_AT_STATE or STOP_AFTER_TEST stops it: the claimant's solicitor fully discontinues the claim with "Discontinue this claim", for every claimant and against every defendant. NO_PERMISSION_NEEDED: the court's permission is not needed, so the claim is discontinued (CASE_DISCONTINUED). PERMISSION_GRANTED: a judge gave permission today, and the hearing centre admin then validates the discontinuance, which discontinues the claim. Not offered once the final orders are issued or while the case is stayed. Has an API version.</w:t>
+            </w:r>
+          </w:p>
+        </w:tc>
+      </w:tr>
+      <w:tr>
+        <w:trPr>
+          <w:tblHeader w:val="off"/>
+        </w:trPr>
+        <w:tc>
+          <w:tcPr>
+            <w:tcW w:type="dxa" w:w="1893"/>
+            <w:tcBorders>
+              <w:top w:val="single" w:color="BFBFBF" w:sz="4"/>
+              <w:left w:val="single" w:color="BFBFBF" w:sz="4"/>
+              <w:bottom w:val="single" w:color="BFBFBF" w:sz="4"/>
+              <w:right w:val="single" w:color="BFBFBF" w:sz="4"/>
+            </w:tcBorders>
+            <w:tcMar>
+              <w:top w:type="dxa" w:w="60"/>
+              <w:left w:type="dxa" w:w="100"/>
+              <w:bottom w:type="dxa" w:w="60"/>
+              <w:right w:type="dxa" w:w="100"/>
+            </w:tcMar>
+          </w:tcPr>
+          <w:p>
+            <w:r>
+              <w:rPr>
+                <w:rFonts w:ascii="Courier New" w:cs="Courier New" w:eastAsia="Courier New" w:hAnsi="Courier New"/>
+                <w:sz w:val="20"/>
+                <w:szCs w:val="20"/>
+              </w:rPr>
+              <w:t xml:space="preserve">DEFAULT_JUDGMENT</w:t>
+            </w:r>
+          </w:p>
+        </w:tc>
+        <w:tc>
+          <w:tcPr>
+            <w:tcW w:type="dxa" w:w="2925"/>
+            <w:tcBorders>
+              <w:top w:val="single" w:color="BFBFBF" w:sz="4"/>
+              <w:left w:val="single" w:color="BFBFBF" w:sz="4"/>
+              <w:bottom w:val="single" w:color="BFBFBF" w:sz="4"/>
+              <w:right w:val="single" w:color="BFBFBF" w:sz="4"/>
+            </w:tcBorders>
+            <w:tcMar>
+              <w:top w:type="dxa" w:w="60"/>
+              <w:left w:type="dxa" w:w="100"/>
+              <w:bottom w:type="dxa" w:w="60"/>
+              <w:right w:type="dxa" w:w="100"/>
+            </w:tcMar>
+          </w:tcPr>
+          <w:p>
+            <w:r>
+              <w:rPr>
+                <w:rFonts w:ascii="Arial" w:cs="Arial" w:eastAsia="Arial" w:hAnsi="Arial"/>
+                <w:sz w:val="20"/>
+                <w:szCs w:val="20"/>
+              </w:rPr>
+              <w:t xml:space="preserve">Yes, No</w:t>
+            </w:r>
+          </w:p>
+        </w:tc>
+        <w:tc>
+          <w:tcPr>
+            <w:tcW w:type="dxa" w:w="1893"/>
+            <w:tcBorders>
+              <w:top w:val="single" w:color="BFBFBF" w:sz="4"/>
+              <w:left w:val="single" w:color="BFBFBF" w:sz="4"/>
+              <w:bottom w:val="single" w:color="BFBFBF" w:sz="4"/>
+              <w:right w:val="single" w:color="BFBFBF" w:sz="4"/>
+            </w:tcBorders>
+            <w:tcMar>
+              <w:top w:type="dxa" w:w="60"/>
+              <w:left w:type="dxa" w:w="100"/>
+              <w:bottom w:type="dxa" w:w="60"/>
+              <w:right w:type="dxa" w:w="100"/>
+            </w:tcMar>
+          </w:tcPr>
+          <w:p>
+            <w:r>
+              <w:rPr>
+                <w:rFonts w:ascii="Arial" w:cs="Arial" w:eastAsia="Arial" w:hAnsi="Arial"/>
+                <w:sz w:val="20"/>
+                <w:szCs w:val="20"/>
+              </w:rPr>
+              <w:t xml:space="preserve">No</w:t>
+            </w:r>
+          </w:p>
+        </w:tc>
+        <w:tc>
+          <w:tcPr>
+            <w:tcW w:type="dxa" w:w="2927"/>
+            <w:tcBorders>
+              <w:top w:val="single" w:color="BFBFBF" w:sz="4"/>
+              <w:left w:val="single" w:color="BFBFBF" w:sz="4"/>
+              <w:bottom w:val="single" w:color="BFBFBF" w:sz="4"/>
+              <w:right w:val="single" w:color="BFBFBF" w:sz="4"/>
+            </w:tcBorders>
+            <w:tcMar>
+              <w:top w:type="dxa" w:w="60"/>
+              <w:left w:type="dxa" w:w="100"/>
+              <w:bottom w:type="dxa" w:w="60"/>
+              <w:right w:type="dxa" w:w="100"/>
+            </w:tcMar>
+          </w:tcPr>
+          <w:p>
+            <w:r>
+              <w:rPr>
+                <w:rFonts w:ascii="Arial" w:cs="Arial" w:eastAsia="Arial" w:hAnsi="Arial"/>
+                <w:sz w:val="20"/>
+                <w:szCs w:val="20"/>
+              </w:rPr>
+              <w:t xml:space="preserve">Optional events instead of the defendants responding: once Notify claim details has run, the response deadlines are moved to yesterday through civil-service's testing support, the claimant's solicitor requests default judgment against every defendant ("Request Default Judgment", the damages decided at a disposal hearing), which moves the claim to JUDICIAL_REFERRAL, and the judge makes the directions order after judgment ("Directions Order (Judgment)", a disposal hearing), which moves it to CASE_PROGRESSION. The defendants' steps and everything after them are skipped, apart from SETTLE_CLAIM and DISCONTINUE_CLAIM. Cannot be used with INFORM_AGREED_EXTENSION, STAY_CASE, CASE_FLAGS, MANAGE_CONTACT_INFORMATION or a claim type that goes offline when notified. Has an API version.</w:t>
             </w:r>
           </w:p>
         </w:tc>

--- a/playwright-tests/RUNNING_UNSPECIFIED_TESTS.docx
+++ b/playwright-tests/RUNNING_UNSPECIFIED_TESTS.docx
@@ -612,7 +612,7 @@
         <w:rPr>
           <w:rFonts w:ascii="Arial" w:cs="Arial" w:eastAsia="Arial" w:hAnsi="Arial"/>
         </w:rPr>
-        <w:t xml:space="preserve">MOVE_RESPONSE_DEADLINE, DEFAULT_JUDGMENT, STANDARD_DIRECTION_ORDER_DJ (optional)</w:t>
+        <w:t xml:space="preserve">NOTICE_OF_CHANGE (group: _CLAIMANT_1, _DEFENDANT_1, _DEFENDANT_2, optional; here by default, or after the NOTICE_OF_CHANGE_AFTER step)</w:t>
       </w:r>
     </w:p>
     <w:p>
@@ -631,7 +631,7 @@
         <w:rPr>
           <w:rFonts w:ascii="Arial" w:cs="Arial" w:eastAsia="Arial" w:hAnsi="Arial"/>
         </w:rPr>
-        <w:t xml:space="preserve">ACKNOWLEDGE_CLAIM_DEFENDANT1, ACKNOWLEDGE_CLAIM_DEFENDANT2</w:t>
+        <w:t xml:space="preserve">MOVE_RESPONSE_DEADLINE, DEFAULT_JUDGMENT, STANDARD_DIRECTION_ORDER_DJ (optional)</w:t>
       </w:r>
     </w:p>
     <w:p>
@@ -650,7 +650,7 @@
         <w:rPr>
           <w:rFonts w:ascii="Arial" w:cs="Arial" w:eastAsia="Arial" w:hAnsi="Arial"/>
         </w:rPr>
-        <w:t xml:space="preserve">INFORM_AGREED_EXTENSION_DEFENDANT1, INFORM_AGREED_EXTENSION_DEFENDANT2 (optional)</w:t>
+        <w:t xml:space="preserve">ACKNOWLEDGE_CLAIM_DEFENDANT1, ACKNOWLEDGE_CLAIM_DEFENDANT2</w:t>
       </w:r>
     </w:p>
     <w:p>
@@ -669,7 +669,7 @@
         <w:rPr>
           <w:rFonts w:ascii="Arial" w:cs="Arial" w:eastAsia="Arial" w:hAnsi="Arial"/>
         </w:rPr>
-        <w:t xml:space="preserve">RESPOND_TO_CLAIM_DEFENDANT1, RESPOND_TO_CLAIM_DEFENDANT2</w:t>
+        <w:t xml:space="preserve">INFORM_AGREED_EXTENSION_DEFENDANT1, INFORM_AGREED_EXTENSION_DEFENDANT2 (optional)</w:t>
       </w:r>
     </w:p>
     <w:p>
@@ -688,7 +688,7 @@
         <w:rPr>
           <w:rFonts w:ascii="Arial" w:cs="Arial" w:eastAsia="Arial" w:hAnsi="Arial"/>
         </w:rPr>
-        <w:t xml:space="preserve">RESPOND_TO_DEFENCE</w:t>
+        <w:t xml:space="preserve">RESPOND_TO_CLAIM_DEFENDANT1, RESPOND_TO_CLAIM_DEFENDANT2</w:t>
       </w:r>
     </w:p>
     <w:p>
@@ -707,7 +707,7 @@
         <w:rPr>
           <w:rFonts w:ascii="Arial" w:cs="Arial" w:eastAsia="Arial" w:hAnsi="Arial"/>
         </w:rPr>
-        <w:t xml:space="preserve">CREATE_CASE_FLAGS (group), MAKE_CASE_FLAG_INACTIVE (optional)</w:t>
+        <w:t xml:space="preserve">RESPOND_TO_DEFENCE</w:t>
       </w:r>
     </w:p>
     <w:p>
@@ -726,7 +726,7 @@
         <w:rPr>
           <w:rFonts w:ascii="Arial" w:cs="Arial" w:eastAsia="Arial" w:hAnsi="Arial"/>
         </w:rPr>
-        <w:t xml:space="preserve">MANAGE_CONTACT_INFORMATION (group, optional)</w:t>
+        <w:t xml:space="preserve">CREATE_CASE_FLAGS (group), MAKE_CASE_FLAG_INACTIVE (optional)</w:t>
       </w:r>
     </w:p>
     <w:p>
@@ -745,7 +745,7 @@
         <w:rPr>
           <w:rFonts w:ascii="Arial" w:cs="Arial" w:eastAsia="Arial" w:hAnsi="Arial"/>
         </w:rPr>
-        <w:t xml:space="preserve">STAY_CASE, MANAGE_STAY_REQUEST_UPDATE, LIFT_STAY (optional)</w:t>
+        <w:t xml:space="preserve">MANAGE_CONTACT_INFORMATION (group, optional)</w:t>
       </w:r>
     </w:p>
     <w:p>
@@ -764,7 +764,7 @@
         <w:rPr>
           <w:rFonts w:ascii="Arial" w:cs="Arial" w:eastAsia="Arial" w:hAnsi="Arial"/>
         </w:rPr>
-        <w:t xml:space="preserve">CREATE_SDO</w:t>
+        <w:t xml:space="preserve">STAY_CASE, MANAGE_STAY_REQUEST_UPDATE, LIFT_STAY (optional)</w:t>
       </w:r>
     </w:p>
     <w:p>
@@ -783,7 +783,7 @@
         <w:rPr>
           <w:rFonts w:ascii="Arial" w:cs="Arial" w:eastAsia="Arial" w:hAnsi="Arial"/>
         </w:rPr>
-        <w:t xml:space="preserve">MAKE_DIRECTIONS_ORDER</w:t>
+        <w:t xml:space="preserve">CREATE_SDO</w:t>
       </w:r>
     </w:p>
     <w:p>
@@ -802,7 +802,7 @@
         <w:rPr>
           <w:rFonts w:ascii="Arial" w:cs="Arial" w:eastAsia="Arial" w:hAnsi="Arial"/>
         </w:rPr>
-        <w:t xml:space="preserve">UPLOAD_EVIDENCE (group: _CLAIMANT_SOLICITOR, _DEFENDANT1_SOLICITOR, _DEFENDANT2_SOLICITOR)</w:t>
+        <w:t xml:space="preserve">MAKE_DIRECTIONS_ORDER</w:t>
       </w:r>
     </w:p>
     <w:p>
@@ -821,7 +821,7 @@
         <w:rPr>
           <w:rFonts w:ascii="Arial" w:cs="Arial" w:eastAsia="Arial" w:hAnsi="Arial"/>
         </w:rPr>
-        <w:t xml:space="preserve">CREATE_HEARING_NOTICE</w:t>
+        <w:t xml:space="preserve">UPLOAD_EVIDENCE (group: _CLAIMANT_SOLICITOR, _DEFENDANT1_SOLICITOR, _DEFENDANT2_SOLICITOR)</w:t>
       </w:r>
     </w:p>
     <w:p>
@@ -840,7 +840,7 @@
         <w:rPr>
           <w:rFonts w:ascii="Arial" w:cs="Arial" w:eastAsia="Arial" w:hAnsi="Arial"/>
         </w:rPr>
-        <w:t xml:space="preserve">PAY_HEARING_FEE</w:t>
+        <w:t xml:space="preserve">CREATE_HEARING_NOTICE</w:t>
       </w:r>
     </w:p>
     <w:p>
@@ -859,7 +859,7 @@
         <w:rPr>
           <w:rFonts w:ascii="Arial" w:cs="Arial" w:eastAsia="Arial" w:hAnsi="Arial"/>
         </w:rPr>
-        <w:t xml:space="preserve">TRIAL_READY_CHECK</w:t>
+        <w:t xml:space="preserve">PAY_HEARING_FEE</w:t>
       </w:r>
     </w:p>
     <w:p>
@@ -878,7 +878,7 @@
         <w:rPr>
           <w:rFonts w:ascii="Arial" w:cs="Arial" w:eastAsia="Arial" w:hAnsi="Arial"/>
         </w:rPr>
-        <w:t xml:space="preserve">CONFIRM_TRIAL_ARRANGEMENTS (group: _CLAIMANT_SOLICITOR, _DEFENDANT1_SOLICITOR, _DEFENDANT2_SOLICITOR)</w:t>
+        <w:t xml:space="preserve">TRIAL_READY_CHECK</w:t>
       </w:r>
     </w:p>
     <w:p>
@@ -897,7 +897,7 @@
         <w:rPr>
           <w:rFonts w:ascii="Arial" w:cs="Arial" w:eastAsia="Arial" w:hAnsi="Arial"/>
         </w:rPr>
-        <w:t xml:space="preserve">CREATE_TRIAL_BUNDLE</w:t>
+        <w:t xml:space="preserve">CONFIRM_TRIAL_ARRANGEMENTS (group: _CLAIMANT_SOLICITOR, _DEFENDANT1_SOLICITOR, _DEFENDANT2_SOLICITOR)</w:t>
       </w:r>
     </w:p>
     <w:p>
@@ -916,7 +916,7 @@
         <w:rPr>
           <w:rFonts w:ascii="Arial" w:cs="Arial" w:eastAsia="Arial" w:hAnsi="Arial"/>
         </w:rPr>
-        <w:t xml:space="preserve">MOVE_TO_DECISION_OUTCOME</w:t>
+        <w:t xml:space="preserve">CREATE_TRIAL_BUNDLE</w:t>
       </w:r>
     </w:p>
     <w:p>
@@ -935,7 +935,7 @@
         <w:rPr>
           <w:rFonts w:ascii="Arial" w:cs="Arial" w:eastAsia="Arial" w:hAnsi="Arial"/>
         </w:rPr>
-        <w:t xml:space="preserve">MAKE_FINAL_ORDER</w:t>
+        <w:t xml:space="preserve">MOVE_TO_DECISION_OUTCOME</w:t>
       </w:r>
     </w:p>
     <w:p>
@@ -954,7 +954,7 @@
         <w:rPr>
           <w:rFonts w:ascii="Arial" w:cs="Arial" w:eastAsia="Arial" w:hAnsi="Arial"/>
         </w:rPr>
-        <w:t xml:space="preserve">CONFIRM_ORDER_REVIEW</w:t>
+        <w:t xml:space="preserve">MAKE_FINAL_ORDER</w:t>
       </w:r>
     </w:p>
     <w:p>
@@ -973,7 +973,7 @@
         <w:rPr>
           <w:rFonts w:ascii="Arial" w:cs="Arial" w:eastAsia="Arial" w:hAnsi="Arial"/>
         </w:rPr>
-        <w:t xml:space="preserve">SETTLE_CLAIM_MARK_PAID_FULL, SETTLE_CLAIM (optional)</w:t>
+        <w:t xml:space="preserve">CONFIRM_ORDER_REVIEW</w:t>
       </w:r>
     </w:p>
     <w:p>
@@ -992,6 +992,25 @@
         <w:rPr>
           <w:rFonts w:ascii="Arial" w:cs="Arial" w:eastAsia="Arial" w:hAnsi="Arial"/>
         </w:rPr>
+        <w:t xml:space="preserve">SETTLE_CLAIM_MARK_PAID_FULL, SETTLE_CLAIM (optional)</w:t>
+      </w:r>
+    </w:p>
+    <w:p>
+      <w:pPr>
+        <w:pStyle w:val="ListParagraph"/>
+        <w:numPr>
+          <w:ilvl w:val="0"/>
+          <w:numId w:val="2"/>
+        </w:numPr>
+        <w:tabs>
+          <w:tab w:val="left" w:pos="720"/>
+        </w:tabs>
+        <w:spacing w:after="60"/>
+      </w:pPr>
+      <w:r>
+        <w:rPr>
+          <w:rFonts w:ascii="Arial" w:cs="Arial" w:eastAsia="Arial" w:hAnsi="Arial"/>
+        </w:rPr>
         <w:t xml:space="preserve">DISCONTINUE_CLAIM, VALIDATE_DISCONTINUANCE (optional)</w:t>
       </w:r>
     </w:p>
@@ -1380,7 +1399,386 @@
         <w:rPr>
           <w:rFonts w:ascii="Arial" w:cs="Arial" w:eastAsia="Arial" w:hAnsi="Arial"/>
         </w:rPr>
-        <w:t xml:space="preserve">Several at once, with the API for the early steps</w:t>
+        <w:t xml:space="preserve">Notice of change</w:t>
+      </w:r>
+    </w:p>
+    <w:p>
+      <w:pPr>
+        <w:spacing w:after="120"/>
+      </w:pPr>
+      <w:r>
+        <w:rPr>
+          <w:rFonts w:ascii="Arial" w:cs="Arial" w:eastAsia="Arial" w:hAnsi="Arial"/>
+        </w:rPr>
+        <w:t xml:space="preserve">A solicitor takes over a party from the "Notice of change" link on the case list, the first page after signing in. They enter the case's 16 digit reference and their client's name exactly as the case has it, with the title for an individual (for example "Mr John Smith"). Then they tick that the details are right and that every party has been told. civil-service approves it straight away. The party's case role moves to the solicitor's organisation, and anyone at the old organisation loses access to the case.</w:t>
+      </w:r>
+    </w:p>
+    <w:p>
+      <w:pPr>
+        <w:spacing w:after="120"/>
+      </w:pPr>
+      <w:r>
+        <w:rPr>
+          <w:rFonts w:ascii="Arial" w:cs="Arial" w:eastAsia="Arial" w:hAnsi="Arial"/>
+        </w:rPr>
+        <w:t xml:space="preserve">NOTICE_OF_CHANGE lists the parties: CLAIMANT_1, DEFENDANT_1, DEFENDANT_2. Who takes each one over:</w:t>
+      </w:r>
+    </w:p>
+    <w:tbl>
+      <w:tblPr>
+        <w:tblW w:type="dxa" w:w="9638"/>
+        <w:tblBorders>
+          <w:top w:val="single" w:color="auto" w:sz="4"/>
+          <w:left w:val="single" w:color="auto" w:sz="4"/>
+          <w:bottom w:val="single" w:color="auto" w:sz="4"/>
+          <w:right w:val="single" w:color="auto" w:sz="4"/>
+          <w:insideH w:val="single" w:color="auto" w:sz="4"/>
+          <w:insideV w:val="single" w:color="auto" w:sz="4"/>
+        </w:tblBorders>
+      </w:tblPr>
+      <w:tblGrid>
+        <w:gridCol w:w="4819"/>
+        <w:gridCol w:w="4819"/>
+      </w:tblGrid>
+      <w:tr>
+        <w:trPr>
+          <w:tblHeader/>
+        </w:trPr>
+        <w:tc>
+          <w:tcPr>
+            <w:tcW w:type="dxa" w:w="4819"/>
+            <w:tcBorders>
+              <w:top w:val="single" w:color="BFBFBF" w:sz="4"/>
+              <w:left w:val="single" w:color="BFBFBF" w:sz="4"/>
+              <w:bottom w:val="single" w:color="BFBFBF" w:sz="4"/>
+              <w:right w:val="single" w:color="BFBFBF" w:sz="4"/>
+            </w:tcBorders>
+            <w:shd w:fill="E7E6E6" w:color="auto" w:val="clear"/>
+            <w:tcMar>
+              <w:top w:type="dxa" w:w="60"/>
+              <w:left w:type="dxa" w:w="100"/>
+              <w:bottom w:type="dxa" w:w="60"/>
+              <w:right w:type="dxa" w:w="100"/>
+            </w:tcMar>
+          </w:tcPr>
+          <w:p>
+            <w:r>
+              <w:rPr>
+                <w:rFonts w:ascii="Arial" w:cs="Arial" w:eastAsia="Arial" w:hAnsi="Arial"/>
+                <w:b/>
+                <w:bCs/>
+                <w:sz w:val="20"/>
+                <w:szCs w:val="20"/>
+              </w:rPr>
+              <w:t xml:space="preserve">Party</w:t>
+            </w:r>
+          </w:p>
+        </w:tc>
+        <w:tc>
+          <w:tcPr>
+            <w:tcW w:type="dxa" w:w="4819"/>
+            <w:tcBorders>
+              <w:top w:val="single" w:color="BFBFBF" w:sz="4"/>
+              <w:left w:val="single" w:color="BFBFBF" w:sz="4"/>
+              <w:bottom w:val="single" w:color="BFBFBF" w:sz="4"/>
+              <w:right w:val="single" w:color="BFBFBF" w:sz="4"/>
+            </w:tcBorders>
+            <w:shd w:fill="E7E6E6" w:color="auto" w:val="clear"/>
+            <w:tcMar>
+              <w:top w:type="dxa" w:w="60"/>
+              <w:left w:type="dxa" w:w="100"/>
+              <w:bottom w:type="dxa" w:w="60"/>
+              <w:right w:type="dxa" w:w="100"/>
+            </w:tcMar>
+          </w:tcPr>
+          <w:p>
+            <w:r>
+              <w:rPr>
+                <w:rFonts w:ascii="Arial" w:cs="Arial" w:eastAsia="Arial" w:hAnsi="Arial"/>
+                <w:b/>
+                <w:bCs/>
+                <w:sz w:val="20"/>
+                <w:szCs w:val="20"/>
+              </w:rPr>
+              <w:t xml:space="preserve">New solicitor</w:t>
+            </w:r>
+          </w:p>
+        </w:tc>
+      </w:tr>
+      <w:tr>
+        <w:trPr>
+          <w:tblHeader w:val="off"/>
+        </w:trPr>
+        <w:tc>
+          <w:tcPr>
+            <w:tcW w:type="dxa" w:w="4819"/>
+            <w:tcBorders>
+              <w:top w:val="single" w:color="BFBFBF" w:sz="4"/>
+              <w:left w:val="single" w:color="BFBFBF" w:sz="4"/>
+              <w:bottom w:val="single" w:color="BFBFBF" w:sz="4"/>
+              <w:right w:val="single" w:color="BFBFBF" w:sz="4"/>
+            </w:tcBorders>
+            <w:tcMar>
+              <w:top w:type="dxa" w:w="60"/>
+              <w:left w:type="dxa" w:w="100"/>
+              <w:bottom w:type="dxa" w:w="60"/>
+              <w:right w:type="dxa" w:w="100"/>
+            </w:tcMar>
+          </w:tcPr>
+          <w:p>
+            <w:r>
+              <w:rPr>
+                <w:rFonts w:ascii="Arial" w:cs="Arial" w:eastAsia="Arial" w:hAnsi="Arial"/>
+                <w:sz w:val="20"/>
+                <w:szCs w:val="20"/>
+              </w:rPr>
+              <w:t xml:space="preserve">A defendant who is a LIP</w:t>
+            </w:r>
+          </w:p>
+        </w:tc>
+        <w:tc>
+          <w:tcPr>
+            <w:tcW w:type="dxa" w:w="4819"/>
+            <w:tcBorders>
+              <w:top w:val="single" w:color="BFBFBF" w:sz="4"/>
+              <w:left w:val="single" w:color="BFBFBF" w:sz="4"/>
+              <w:bottom w:val="single" w:color="BFBFBF" w:sz="4"/>
+              <w:right w:val="single" w:color="BFBFBF" w:sz="4"/>
+            </w:tcBorders>
+            <w:tcMar>
+              <w:top w:type="dxa" w:w="60"/>
+              <w:left w:type="dxa" w:w="100"/>
+              <w:bottom w:type="dxa" w:w="60"/>
+              <w:right w:type="dxa" w:w="100"/>
+            </w:tcMar>
+          </w:tcPr>
+          <w:p>
+            <w:r>
+              <w:rPr>
+                <w:rFonts w:ascii="Arial" w:cs="Arial" w:eastAsia="Arial" w:hAnsi="Arial"/>
+                <w:sz w:val="20"/>
+                <w:szCs w:val="20"/>
+              </w:rPr>
+              <w:t xml:space="preserve">The solicitor the claim would have given them: Defendant 1 gets the Respondent1 Solicitor (Organisation 2), Defendant 2 the Respondent2 Solicitor (Organisation 3). The journey then carries on as the represented claim type, so that solicitor acknowledges and responds: 1v1LIP carries on as 1v1, 2v1LIP as 2v1, and the 1v2 claims with a LIP as 1v2DS once both defendants are represented.</w:t>
+            </w:r>
+          </w:p>
+        </w:tc>
+      </w:tr>
+      <w:tr>
+        <w:trPr>
+          <w:tblHeader w:val="off"/>
+        </w:trPr>
+        <w:tc>
+          <w:tcPr>
+            <w:tcW w:type="dxa" w:w="4819"/>
+            <w:tcBorders>
+              <w:top w:val="single" w:color="BFBFBF" w:sz="4"/>
+              <w:left w:val="single" w:color="BFBFBF" w:sz="4"/>
+              <w:bottom w:val="single" w:color="BFBFBF" w:sz="4"/>
+              <w:right w:val="single" w:color="BFBFBF" w:sz="4"/>
+            </w:tcBorders>
+            <w:tcMar>
+              <w:top w:type="dxa" w:w="60"/>
+              <w:left w:type="dxa" w:w="100"/>
+              <w:bottom w:type="dxa" w:w="60"/>
+              <w:right w:type="dxa" w:w="100"/>
+            </w:tcMar>
+          </w:tcPr>
+          <w:p>
+            <w:r>
+              <w:rPr>
+                <w:rFonts w:ascii="Arial" w:cs="Arial" w:eastAsia="Arial" w:hAnsi="Arial"/>
+                <w:sz w:val="20"/>
+                <w:szCs w:val="20"/>
+              </w:rPr>
+              <w:t xml:space="preserve">A represented defendant</w:t>
+            </w:r>
+          </w:p>
+        </w:tc>
+        <w:tc>
+          <w:tcPr>
+            <w:tcW w:type="dxa" w:w="4819"/>
+            <w:tcBorders>
+              <w:top w:val="single" w:color="BFBFBF" w:sz="4"/>
+              <w:left w:val="single" w:color="BFBFBF" w:sz="4"/>
+              <w:bottom w:val="single" w:color="BFBFBF" w:sz="4"/>
+              <w:right w:val="single" w:color="BFBFBF" w:sz="4"/>
+            </w:tcBorders>
+            <w:tcMar>
+              <w:top w:type="dxa" w:w="60"/>
+              <w:left w:type="dxa" w:w="100"/>
+              <w:bottom w:type="dxa" w:w="60"/>
+              <w:right w:type="dxa" w:w="100"/>
+            </w:tcMar>
+          </w:tcPr>
+          <w:p>
+            <w:r>
+              <w:rPr>
+                <w:rFonts w:ascii="Arial" w:cs="Arial" w:eastAsia="Arial" w:hAnsi="Arial"/>
+                <w:sz w:val="20"/>
+                <w:szCs w:val="20"/>
+              </w:rPr>
+              <w:t xml:space="preserve">The New Defendant Solicitor, civil.damages.claims+organisation.2.solicitor.1@gmail.com (organisation N5AFUXG).</w:t>
+            </w:r>
+          </w:p>
+        </w:tc>
+      </w:tr>
+      <w:tr>
+        <w:trPr>
+          <w:tblHeader w:val="off"/>
+        </w:trPr>
+        <w:tc>
+          <w:tcPr>
+            <w:tcW w:type="dxa" w:w="4819"/>
+            <w:tcBorders>
+              <w:top w:val="single" w:color="BFBFBF" w:sz="4"/>
+              <w:left w:val="single" w:color="BFBFBF" w:sz="4"/>
+              <w:bottom w:val="single" w:color="BFBFBF" w:sz="4"/>
+              <w:right w:val="single" w:color="BFBFBF" w:sz="4"/>
+            </w:tcBorders>
+            <w:tcMar>
+              <w:top w:type="dxa" w:w="60"/>
+              <w:left w:type="dxa" w:w="100"/>
+              <w:bottom w:type="dxa" w:w="60"/>
+              <w:right w:type="dxa" w:w="100"/>
+            </w:tcMar>
+          </w:tcPr>
+          <w:p>
+            <w:r>
+              <w:rPr>
+                <w:rFonts w:ascii="Arial" w:cs="Arial" w:eastAsia="Arial" w:hAnsi="Arial"/>
+                <w:sz w:val="20"/>
+                <w:szCs w:val="20"/>
+              </w:rPr>
+              <w:t xml:space="preserve">The claimant (both claimants in a 2v1 claim, as they share a solicitor)</w:t>
+            </w:r>
+          </w:p>
+        </w:tc>
+        <w:tc>
+          <w:tcPr>
+            <w:tcW w:type="dxa" w:w="4819"/>
+            <w:tcBorders>
+              <w:top w:val="single" w:color="BFBFBF" w:sz="4"/>
+              <w:left w:val="single" w:color="BFBFBF" w:sz="4"/>
+              <w:bottom w:val="single" w:color="BFBFBF" w:sz="4"/>
+              <w:right w:val="single" w:color="BFBFBF" w:sz="4"/>
+            </w:tcBorders>
+            <w:tcMar>
+              <w:top w:type="dxa" w:w="60"/>
+              <w:left w:type="dxa" w:w="100"/>
+              <w:bottom w:type="dxa" w:w="60"/>
+              <w:right w:type="dxa" w:w="100"/>
+            </w:tcMar>
+          </w:tcPr>
+          <w:p>
+            <w:r>
+              <w:rPr>
+                <w:rFonts w:ascii="Arial" w:cs="Arial" w:eastAsia="Arial" w:hAnsi="Arial"/>
+                <w:sz w:val="20"/>
+                <w:szCs w:val="20"/>
+              </w:rPr>
+              <w:t xml:space="preserve">The New Claimant Solicitor, civil.damages.claims+organisation.1.solicitor.1@gmail.com (organisation 0FA7S8S).</w:t>
+            </w:r>
+          </w:p>
+        </w:tc>
+      </w:tr>
+    </w:tbl>
+    <w:p>
+      <w:r>
+        <w:rPr>
+          <w:rFonts w:ascii="Arial" w:cs="Arial" w:eastAsia="Arial" w:hAnsi="Arial"/>
+        </w:rPr>
+        <w:t xml:space="preserve"/>
+      </w:r>
+    </w:p>
+    <w:p>
+      <w:pPr>
+        <w:spacing w:after="120"/>
+      </w:pPr>
+      <w:r>
+        <w:rPr>
+          <w:rFonts w:ascii="Arial" w:cs="Arial" w:eastAsia="Arial" w:hAnsi="Arial"/>
+        </w:rPr>
+        <w:t xml:space="preserve">After a change of solicitor, the party's later steps run as the new solicitor, and the test title says so, for example "Claimant Solicitor uploads evidence (as New Claimant Solicitor)."</w:t>
+      </w:r>
+    </w:p>
+    <w:p>
+      <w:pPr>
+        <w:spacing w:after="120"/>
+      </w:pPr>
+      <w:r>
+        <w:rPr>
+          <w:rFonts w:ascii="Arial" w:cs="Arial" w:eastAsia="Arial" w:hAnsi="Arial"/>
+        </w:rPr>
+        <w:t xml:space="preserve">The notices of change are given after NOTIFY_CLAIM_DETAILS, or after the step NOTICE_OF_CHANGE_AFTER names, in the order listed. Each one checks that:</w:t>
+      </w:r>
+    </w:p>
+    <w:p>
+      <w:pPr>
+        <w:pStyle w:val="ListParagraph"/>
+        <w:numPr>
+          <w:ilvl w:val="0"/>
+          <w:numId w:val="2"/>
+        </w:numPr>
+        <w:tabs>
+          <w:tab w:val="left" w:pos="720"/>
+        </w:tabs>
+        <w:spacing w:after="60"/>
+      </w:pPr>
+      <w:r>
+        <w:rPr>
+          <w:rFonts w:ascii="Arial" w:cs="Arial" w:eastAsia="Arial" w:hAnsi="Arial"/>
+        </w:rPr>
+        <w:t xml:space="preserve">the party's case role is now the new solicitor's organisation's, and a defendant is recorded as represented</w:t>
+      </w:r>
+    </w:p>
+    <w:p>
+      <w:pPr>
+        <w:pStyle w:val="ListParagraph"/>
+        <w:numPr>
+          <w:ilvl w:val="0"/>
+          <w:numId w:val="2"/>
+        </w:numPr>
+        <w:tabs>
+          <w:tab w:val="left" w:pos="720"/>
+        </w:tabs>
+        <w:spacing w:after="60"/>
+      </w:pPr>
+      <w:r>
+        <w:rPr>
+          <w:rFonts w:ascii="Arial" w:cs="Arial" w:eastAsia="Arial" w:hAnsi="Arial"/>
+        </w:rPr>
+        <w:t xml:space="preserve">the new solicitor can see the case, and the old one cannot (in a 1v2SS claim, only once both defendants have moved)</w:t>
+      </w:r>
+    </w:p>
+    <w:p>
+      <w:pPr>
+        <w:pStyle w:val="ListParagraph"/>
+        <w:numPr>
+          <w:ilvl w:val="0"/>
+          <w:numId w:val="2"/>
+        </w:numPr>
+        <w:tabs>
+          <w:tab w:val="left" w:pos="720"/>
+        </w:tabs>
+        <w:spacing w:after="60"/>
+      </w:pPr>
+      <w:r>
+        <w:rPr>
+          <w:rFonts w:ascii="Arial" w:cs="Arial" w:eastAsia="Arial" w:hAnsi="Arial"/>
+        </w:rPr>
+        <w:t xml:space="preserve">the claim's state has not changed</w:t>
+      </w:r>
+    </w:p>
+    <w:p>
+      <w:pPr>
+        <w:spacing w:after="120"/>
+      </w:pPr>
+      <w:r>
+        <w:rPr>
+          <w:rFonts w:ascii="Arial" w:cs="Arial" w:eastAsia="Arial" w:hAnsi="Arial"/>
+        </w:rPr>
+        <w:t xml:space="preserve">A defendant who is a LIP gets a solicitor straight after the claim details are served. The solicitor then acknowledges and responds as usual:</w:t>
       </w:r>
     </w:p>
     <w:p>
@@ -1394,18 +1792,7 @@
           <w:sz w:val="18"/>
           <w:szCs w:val="18"/>
         </w:rPr>
-        <w:t xml:space="preserve">ENV=aat API_UNTIL=CASE_ISSUED ADD_CASE_NOTE=Yes STAY_CASE=Yes CASE_FLAGS=representative npx playwright test playwright-tests/e2e/journeys/UnspecifiedSS.test.ts --project chromium</w:t>
-      </w:r>
-    </w:p>
-    <w:p>
-      <w:pPr>
-        <w:pStyle w:val="Heading2"/>
-      </w:pPr>
-      <w:r>
-        <w:rPr>
-          <w:rFonts w:ascii="Arial" w:cs="Arial" w:eastAsia="Arial" w:hAnsi="Arial"/>
-        </w:rPr>
-        <w:t xml:space="preserve">8. Paying fees by PBA or card</w:t>
+        <w:t xml:space="preserve">ENV=aat CLAIM_TYPE=1v1LIP NOTICE_OF_CHANGE=DEFENDANT_1 STOP_AFTER_TEST=RESPOND_TO_DEFENCE npx playwright test playwright-tests/e2e/journeys/UnspecifiedSS.test.ts --project chromium</w:t>
       </w:r>
     </w:p>
     <w:p>
@@ -1416,18 +1803,7 @@
         <w:rPr>
           <w:rFonts w:ascii="Arial" w:cs="Arial" w:eastAsia="Arial" w:hAnsi="Arial"/>
         </w:rPr>
-        <w:t xml:space="preserve">PAYMENT_METHOD picks how the claimant's solicitor pays the claim fee and the hearing fee. PBA (the default) pays from their PBA account. CARD pays on GOV.UK Pay's pages with a test card, in the claimant solicitor's name and at their organisation's address (playwright-tests/fixtures/paymentCard.ts).</w:t>
-      </w:r>
-    </w:p>
-    <w:p>
-      <w:pPr>
-        <w:spacing w:after="120"/>
-      </w:pPr>
-      <w:r>
-        <w:rPr>
-          <w:rFonts w:ascii="Arial" w:cs="Arial" w:eastAsia="Arial" w:hAnsi="Arial"/>
-        </w:rPr>
-        <w:t xml:space="preserve">A card payment is always made in the UI. With API_UNTIL the claim is still created through the API, and its fee is then paid by card from the Service Request tab.</w:t>
+        <w:t xml:space="preserve">Both parties change solicitor once the claimant has responded. The new solicitors then upload the evidence, pay the hearing fee and confirm the trial arrangements:</w:t>
       </w:r>
     </w:p>
     <w:p>
@@ -1441,7 +1817,7 @@
           <w:sz w:val="18"/>
           <w:szCs w:val="18"/>
         </w:rPr>
-        <w:t xml:space="preserve">ENV=aat PAYMENT_METHOD=CARD npx playwright test playwright-tests/e2e/journeys/UnspecifiedSS.test.ts --project chromium</w:t>
+        <w:t xml:space="preserve">ENV=aat NOTICE_OF_CHANGE=CLAIMANT_1,DEFENDANT_1 NOTICE_OF_CHANGE_AFTER=RESPOND_TO_DEFENCE npx playwright test playwright-tests/e2e/journeys/UnspecifiedSS.test.ts --project chromium</w:t>
       </w:r>
     </w:p>
     <w:p>
@@ -1452,7 +1828,154 @@
         <w:rPr>
           <w:rFonts w:ascii="Arial" w:cs="Arial" w:eastAsia="Arial" w:hAnsi="Arial"/>
         </w:rPr>
-        <w:t xml:space="preserve">Create the claim through the API and pay its fee by card, then pay the hearing fee by card later in the run:</w:t>
+        <w:t xml:space="preserve">With API_UNTIL, the notice of change goes through the case assignment service's API instead of the XUI pages, as long as the claim has not yet reached the API_UNTIL state. The service's address is worked out for each environment: on a preview it follows the XUI address (manage-case-assignment-civil-citizen-ui-pr-&lt;n&gt;...). AAC_API_URL overrides it.</w:t>
+      </w:r>
+    </w:p>
+    <w:p>
+      <w:pPr>
+        <w:spacing w:after="120"/>
+      </w:pPr>
+      <w:r>
+        <w:rPr>
+          <w:rFonts w:ascii="Arial" w:cs="Arial" w:eastAsia="Arial" w:hAnsi="Arial"/>
+        </w:rPr>
+        <w:t xml:space="preserve">These settings fail the run before the first test:</w:t>
+      </w:r>
+    </w:p>
+    <w:p>
+      <w:pPr>
+        <w:pStyle w:val="ListParagraph"/>
+        <w:numPr>
+          <w:ilvl w:val="0"/>
+          <w:numId w:val="2"/>
+        </w:numPr>
+        <w:tabs>
+          <w:tab w:val="left" w:pos="720"/>
+        </w:tabs>
+        <w:spacing w:after="60"/>
+      </w:pPr>
+      <w:r>
+        <w:rPr>
+          <w:rFonts w:ascii="Arial" w:cs="Arial" w:eastAsia="Arial" w:hAnsi="Arial"/>
+        </w:rPr>
+        <w:t xml:space="preserve">a party the claim does not have</w:t>
+      </w:r>
+    </w:p>
+    <w:p>
+      <w:pPr>
+        <w:pStyle w:val="ListParagraph"/>
+        <w:numPr>
+          <w:ilvl w:val="0"/>
+          <w:numId w:val="2"/>
+        </w:numPr>
+        <w:tabs>
+          <w:tab w:val="left" w:pos="720"/>
+        </w:tabs>
+        <w:spacing w:after="60"/>
+      </w:pPr>
+      <w:r>
+        <w:rPr>
+          <w:rFonts w:ascii="Arial" w:cs="Arial" w:eastAsia="Arial" w:hAnsi="Arial"/>
+        </w:rPr>
+        <w:t xml:space="preserve">a party given twice</w:t>
+      </w:r>
+    </w:p>
+    <w:p>
+      <w:pPr>
+        <w:pStyle w:val="ListParagraph"/>
+        <w:numPr>
+          <w:ilvl w:val="0"/>
+          <w:numId w:val="2"/>
+        </w:numPr>
+        <w:tabs>
+          <w:tab w:val="left" w:pos="720"/>
+        </w:tabs>
+        <w:spacing w:after="60"/>
+      </w:pPr>
+      <w:r>
+        <w:rPr>
+          <w:rFonts w:ascii="Arial" w:cs="Arial" w:eastAsia="Arial" w:hAnsi="Arial"/>
+        </w:rPr>
+        <w:t xml:space="preserve">a LIP with NOTICE_OF_CHANGE_AFTER set to anything other than NOTIFY_CLAIM_DETAILS</w:t>
+      </w:r>
+    </w:p>
+    <w:p>
+      <w:pPr>
+        <w:pStyle w:val="ListParagraph"/>
+        <w:numPr>
+          <w:ilvl w:val="0"/>
+          <w:numId w:val="2"/>
+        </w:numPr>
+        <w:tabs>
+          <w:tab w:val="left" w:pos="720"/>
+        </w:tabs>
+        <w:spacing w:after="60"/>
+      </w:pPr>
+      <w:r>
+        <w:rPr>
+          <w:rFonts w:ascii="Arial" w:cs="Arial" w:eastAsia="Arial" w:hAnsi="Arial"/>
+        </w:rPr>
+        <w:t xml:space="preserve">NOTICE_OF_CHANGE_AFTER set to a step before NOTIFY_CLAIM_DETAILS, or to a step that closes the claim</w:t>
+      </w:r>
+    </w:p>
+    <w:p>
+      <w:pPr>
+        <w:pStyle w:val="ListParagraph"/>
+        <w:numPr>
+          <w:ilvl w:val="0"/>
+          <w:numId w:val="2"/>
+        </w:numPr>
+        <w:tabs>
+          <w:tab w:val="left" w:pos="720"/>
+        </w:tabs>
+        <w:spacing w:after="60"/>
+      </w:pPr>
+      <w:r>
+        <w:rPr>
+          <w:rFonts w:ascii="Arial" w:cs="Arial" w:eastAsia="Arial" w:hAnsi="Arial"/>
+        </w:rPr>
+        <w:t xml:space="preserve">only one defendant in a 1v2SS claim, which would give the defendants a solicitor each</w:t>
+      </w:r>
+    </w:p>
+    <w:p>
+      <w:pPr>
+        <w:pStyle w:val="ListParagraph"/>
+        <w:numPr>
+          <w:ilvl w:val="0"/>
+          <w:numId w:val="2"/>
+        </w:numPr>
+        <w:tabs>
+          <w:tab w:val="left" w:pos="720"/>
+        </w:tabs>
+        <w:spacing w:after="60"/>
+      </w:pPr>
+      <w:r>
+        <w:rPr>
+          <w:rFonts w:ascii="Arial" w:cs="Arial" w:eastAsia="Arial" w:hAnsi="Arial"/>
+        </w:rPr>
+        <w:t xml:space="preserve">both defendants in a 1v2DS claim, which would give both the same new solicitor</w:t>
+      </w:r>
+    </w:p>
+    <w:p>
+      <w:pPr>
+        <w:spacing w:after="120"/>
+      </w:pPr>
+      <w:r>
+        <w:rPr>
+          <w:rFonts w:ascii="Arial" w:cs="Arial" w:eastAsia="Arial" w:hAnsi="Arial"/>
+        </w:rPr>
+        <w:t xml:space="preserve">A notice of change is not possible while the claim is in PENDING_CASE_ISSUED, CASE_DISMISSED or PROCEEDS_IN_HERITAGE_SYSTEM.</w:t>
+      </w:r>
+    </w:p>
+    <w:p>
+      <w:pPr>
+        <w:pStyle w:val="Heading3"/>
+      </w:pPr>
+      <w:r>
+        <w:rPr>
+          <w:rFonts w:ascii="Arial" w:cs="Arial" w:eastAsia="Arial" w:hAnsi="Arial"/>
+        </w:rPr>
+        <w:t xml:space="preserve">Several at once, with the API for the early steps</w:t>
       </w:r>
     </w:p>
     <w:p>
@@ -1466,7 +1989,18 @@
           <w:sz w:val="18"/>
           <w:szCs w:val="18"/>
         </w:rPr>
-        <w:t xml:space="preserve">ENV=aat API_UNTIL=JUDICIAL_REFERRAL STOP_AFTER_TEST=PAY_HEARING_FEE PAYMENT_METHOD=CARD npx playwright test playwright-tests/e2e/journeys/UnspecifiedSS.test.ts --project chromium</w:t>
+        <w:t xml:space="preserve">ENV=aat API_UNTIL=CASE_ISSUED ADD_CASE_NOTE=Yes STAY_CASE=Yes CASE_FLAGS=representative npx playwright test playwright-tests/e2e/journeys/UnspecifiedSS.test.ts --project chromium</w:t>
+      </w:r>
+    </w:p>
+    <w:p>
+      <w:pPr>
+        <w:pStyle w:val="Heading2"/>
+      </w:pPr>
+      <w:r>
+        <w:rPr>
+          <w:rFonts w:ascii="Arial" w:cs="Arial" w:eastAsia="Arial" w:hAnsi="Arial"/>
+        </w:rPr>
+        <w:t xml:space="preserve">8. Paying fees by PBA or card</w:t>
       </w:r>
     </w:p>
     <w:p>
@@ -1477,18 +2011,7 @@
         <w:rPr>
           <w:rFonts w:ascii="Arial" w:cs="Arial" w:eastAsia="Arial" w:hAnsi="Arial"/>
         </w:rPr>
-        <w:t xml:space="preserve">Card payment is useful when PBA payments are failing on the environment, for example with "Unable to retrieve account information".</w:t>
-      </w:r>
-    </w:p>
-    <w:p>
-      <w:pPr>
-        <w:pStyle w:val="Heading2"/>
-      </w:pPr>
-      <w:r>
-        <w:rPr>
-          <w:rFonts w:ascii="Arial" w:cs="Arial" w:eastAsia="Arial" w:hAnsi="Arial"/>
-        </w:rPr>
-        <w:t xml:space="preserve">9. A fully specified claim</w:t>
+        <w:t xml:space="preserve">PAYMENT_METHOD picks how the claimant's solicitor pays the claim fee and the hearing fee. PBA (the default) pays from their PBA account. CARD pays on GOV.UK Pay's pages with a test card, in the claimant solicitor's name and at their organisation's address (playwright-tests/fixtures/paymentCard.ts).</w:t>
       </w:r>
     </w:p>
     <w:p>
@@ -1499,7 +2022,7 @@
         <w:rPr>
           <w:rFonts w:ascii="Arial" w:cs="Arial" w:eastAsia="Arial" w:hAnsi="Arial"/>
         </w:rPr>
-        <w:t xml:space="preserve">A 1v1 fast track road accident claim with fixed recoverable costs, experts and witnesses (the same as yarn test:UNSPEC_1v1_FAST):</w:t>
+        <w:t xml:space="preserve">A card payment is always made in the UI. With API_UNTIL the claim is still created through the API, and its fee is then paid by card from the Service Request tab.</w:t>
       </w:r>
     </w:p>
     <w:p>
@@ -1513,7 +2036,7 @@
           <w:sz w:val="18"/>
           <w:szCs w:val="18"/>
         </w:rPr>
-        <w:t xml:space="preserve">ENV=aat CLAIM_TYPE=1v1 CLAIMANT_TYPE=INDIVIDUAL DEFENDANT_TYPE=INDIVIDUAL TYPE_OF_CLAIM=PERSONAL_INJURY SUB_TYPE=ROAD_ACCIDENT TRACK=FAST_CLAIM FIXED_RECOVERABLE_COSTS=Yes FIXED_RECOVERY_COSTS_BAND=BAND_2 EXPERTS=2 WITNESSES=2 LANGUAGE=ENGLISH UNAVAILABLE_DATES=Yes FINAL_ORDER=ASSISTED_ORDER npx playwright test playwright-tests/e2e/journeys/UnspecifiedSS.test.ts --project chromium</w:t>
+        <w:t xml:space="preserve">ENV=aat PAYMENT_METHOD=CARD npx playwright test playwright-tests/e2e/journeys/UnspecifiedSS.test.ts --project chromium</w:t>
       </w:r>
     </w:p>
     <w:p>
@@ -1524,7 +2047,7 @@
         <w:rPr>
           <w:rFonts w:ascii="Arial" w:cs="Arial" w:eastAsia="Arial" w:hAnsi="Arial"/>
         </w:rPr>
-        <w:t xml:space="preserve">Run a named scenario from playwright-tests/scenarios/unspecifiedScenarios.ts:</w:t>
+        <w:t xml:space="preserve">Create the claim through the API and pay its fee by card, then pay the hearing fee by card later in the run:</w:t>
       </w:r>
     </w:p>
     <w:p>
@@ -1538,7 +2061,7 @@
           <w:sz w:val="18"/>
           <w:szCs w:val="18"/>
         </w:rPr>
-        <w:t xml:space="preserve">ENV=aat SCENARIOS=Yes npx playwright test playwright-tests/e2e/journeys/UnspecifiedSS.test.ts --project chromium --grep @UNSPEC_1v2DS_FAST_STAY_CASE</w:t>
+        <w:t xml:space="preserve">ENV=aat API_UNTIL=JUDICIAL_REFERRAL STOP_AFTER_TEST=PAY_HEARING_FEE PAYMENT_METHOD=CARD npx playwright test playwright-tests/e2e/journeys/UnspecifiedSS.test.ts --project chromium</w:t>
       </w:r>
     </w:p>
     <w:p>
@@ -1549,7 +2072,29 @@
         <w:rPr>
           <w:rFonts w:ascii="Arial" w:cs="Arial" w:eastAsia="Arial" w:hAnsi="Arial"/>
         </w:rPr>
-        <w:t xml:space="preserve">The default judgment scenarios are UNSPEC_1v1_FAST_DEFAULT_JUDGMENT and UNSPEC_1v2DS_FAST_DEFAULT_JUDGMENT, which run in the nightly set:</w:t>
+        <w:t xml:space="preserve">Card payment is useful when PBA payments are failing on the environment, for example with "Unable to retrieve account information".</w:t>
+      </w:r>
+    </w:p>
+    <w:p>
+      <w:pPr>
+        <w:pStyle w:val="Heading2"/>
+      </w:pPr>
+      <w:r>
+        <w:rPr>
+          <w:rFonts w:ascii="Arial" w:cs="Arial" w:eastAsia="Arial" w:hAnsi="Arial"/>
+        </w:rPr>
+        <w:t xml:space="preserve">9. A fully specified claim</w:t>
+      </w:r>
+    </w:p>
+    <w:p>
+      <w:pPr>
+        <w:spacing w:after="120"/>
+      </w:pPr>
+      <w:r>
+        <w:rPr>
+          <w:rFonts w:ascii="Arial" w:cs="Arial" w:eastAsia="Arial" w:hAnsi="Arial"/>
+        </w:rPr>
+        <w:t xml:space="preserve">A 1v1 fast track road accident claim with fixed recoverable costs, experts and witnesses (the same as yarn test:UNSPEC_1v1_FAST):</w:t>
       </w:r>
     </w:p>
     <w:p>
@@ -1563,7 +2108,82 @@
           <w:sz w:val="18"/>
           <w:szCs w:val="18"/>
         </w:rPr>
+        <w:t xml:space="preserve">ENV=aat CLAIM_TYPE=1v1 CLAIMANT_TYPE=INDIVIDUAL DEFENDANT_TYPE=INDIVIDUAL TYPE_OF_CLAIM=PERSONAL_INJURY SUB_TYPE=ROAD_ACCIDENT TRACK=FAST_CLAIM FIXED_RECOVERABLE_COSTS=Yes FIXED_RECOVERY_COSTS_BAND=BAND_2 EXPERTS=2 WITNESSES=2 LANGUAGE=ENGLISH UNAVAILABLE_DATES=Yes FINAL_ORDER=ASSISTED_ORDER npx playwright test playwright-tests/e2e/journeys/UnspecifiedSS.test.ts --project chromium</w:t>
+      </w:r>
+    </w:p>
+    <w:p>
+      <w:pPr>
+        <w:spacing w:after="120"/>
+      </w:pPr>
+      <w:r>
+        <w:rPr>
+          <w:rFonts w:ascii="Arial" w:cs="Arial" w:eastAsia="Arial" w:hAnsi="Arial"/>
+        </w:rPr>
+        <w:t xml:space="preserve">Run a named scenario from playwright-tests/scenarios/unspecifiedScenarios.ts:</w:t>
+      </w:r>
+    </w:p>
+    <w:p>
+      <w:pPr>
+        <w:shd w:fill="F2F2F2" w:color="auto" w:val="clear"/>
+        <w:spacing w:after="160" w:before="60"/>
+      </w:pPr>
+      <w:r>
+        <w:rPr>
+          <w:rFonts w:ascii="Courier New" w:cs="Courier New" w:eastAsia="Courier New" w:hAnsi="Courier New"/>
+          <w:sz w:val="18"/>
+          <w:szCs w:val="18"/>
+        </w:rPr>
+        <w:t xml:space="preserve">ENV=aat SCENARIOS=Yes npx playwright test playwright-tests/e2e/journeys/UnspecifiedSS.test.ts --project chromium --grep @UNSPEC_1v2DS_FAST_STAY_CASE</w:t>
+      </w:r>
+    </w:p>
+    <w:p>
+      <w:pPr>
+        <w:spacing w:after="120"/>
+      </w:pPr>
+      <w:r>
+        <w:rPr>
+          <w:rFonts w:ascii="Arial" w:cs="Arial" w:eastAsia="Arial" w:hAnsi="Arial"/>
+        </w:rPr>
+        <w:t xml:space="preserve">The default judgment scenarios are UNSPEC_1v1_FAST_DEFAULT_JUDGMENT and UNSPEC_1v2DS_FAST_DEFAULT_JUDGMENT, which run in the nightly set:</w:t>
+      </w:r>
+    </w:p>
+    <w:p>
+      <w:pPr>
+        <w:shd w:fill="F2F2F2" w:color="auto" w:val="clear"/>
+        <w:spacing w:after="160" w:before="60"/>
+      </w:pPr>
+      <w:r>
+        <w:rPr>
+          <w:rFonts w:ascii="Courier New" w:cs="Courier New" w:eastAsia="Courier New" w:hAnsi="Courier New"/>
+          <w:sz w:val="18"/>
+          <w:szCs w:val="18"/>
+        </w:rPr>
         <w:t xml:space="preserve">ENV=aat SCENARIOS=Yes npx playwright test playwright-tests/e2e/journeys/UnspecifiedSS.test.ts --project chromium --grep @UNSPEC_1v1_FAST_DEFAULT_JUDGMENT</w:t>
+      </w:r>
+    </w:p>
+    <w:p>
+      <w:pPr>
+        <w:spacing w:after="120"/>
+      </w:pPr>
+      <w:r>
+        <w:rPr>
+          <w:rFonts w:ascii="Arial" w:cs="Arial" w:eastAsia="Arial" w:hAnsi="Arial"/>
+        </w:rPr>
+        <w:t xml:space="preserve">The notice of change scenarios run in the nightly set too. UNSPEC_1v1_LIP_FAST_NOTICE_OF_CHANGE gives a LIP defendant a solicitor (yarn test:UNSPEC_1v1_LIP_FAST_NOTICE_OF_CHANGE). UNSPEC_1v1_FAST_NOTICE_OF_CHANGE changes both parties' solicitors after the claimant's response (yarn test:UNSPEC_1v1_FAST_NOTICE_OF_CHANGE).</w:t>
+      </w:r>
+    </w:p>
+    <w:p>
+      <w:pPr>
+        <w:shd w:fill="F2F2F2" w:color="auto" w:val="clear"/>
+        <w:spacing w:after="160" w:before="60"/>
+      </w:pPr>
+      <w:r>
+        <w:rPr>
+          <w:rFonts w:ascii="Courier New" w:cs="Courier New" w:eastAsia="Courier New" w:hAnsi="Courier New"/>
+          <w:sz w:val="18"/>
+          <w:szCs w:val="18"/>
+        </w:rPr>
+        <w:t xml:space="preserve">ENV=aat SCENARIOS=Yes npx playwright test playwright-tests/e2e/journeys/UnspecifiedSS.test.ts --project chromium --grep @UNSPEC_1v1_FAST_NOTICE_OF_CHANGE</w:t>
       </w:r>
     </w:p>
     <w:p>
@@ -5573,6 +6193,232 @@
           </w:p>
         </w:tc>
       </w:tr>
+      <w:tr>
+        <w:trPr>
+          <w:tblHeader w:val="off"/>
+        </w:trPr>
+        <w:tc>
+          <w:tcPr>
+            <w:tcW w:type="dxa" w:w="1893"/>
+            <w:tcBorders>
+              <w:top w:val="single" w:color="BFBFBF" w:sz="4"/>
+              <w:left w:val="single" w:color="BFBFBF" w:sz="4"/>
+              <w:bottom w:val="single" w:color="BFBFBF" w:sz="4"/>
+              <w:right w:val="single" w:color="BFBFBF" w:sz="4"/>
+            </w:tcBorders>
+            <w:tcMar>
+              <w:top w:type="dxa" w:w="60"/>
+              <w:left w:type="dxa" w:w="100"/>
+              <w:bottom w:type="dxa" w:w="60"/>
+              <w:right w:type="dxa" w:w="100"/>
+            </w:tcMar>
+          </w:tcPr>
+          <w:p>
+            <w:r>
+              <w:rPr>
+                <w:rFonts w:ascii="Courier New" w:cs="Courier New" w:eastAsia="Courier New" w:hAnsi="Courier New"/>
+                <w:sz w:val="20"/>
+                <w:szCs w:val="20"/>
+              </w:rPr>
+              <w:t xml:space="preserve">NOTICE_OF_CHANGE</w:t>
+            </w:r>
+          </w:p>
+        </w:tc>
+        <w:tc>
+          <w:tcPr>
+            <w:tcW w:type="dxa" w:w="2925"/>
+            <w:tcBorders>
+              <w:top w:val="single" w:color="BFBFBF" w:sz="4"/>
+              <w:left w:val="single" w:color="BFBFBF" w:sz="4"/>
+              <w:bottom w:val="single" w:color="BFBFBF" w:sz="4"/>
+              <w:right w:val="single" w:color="BFBFBF" w:sz="4"/>
+            </w:tcBorders>
+            <w:tcMar>
+              <w:top w:type="dxa" w:w="60"/>
+              <w:left w:type="dxa" w:w="100"/>
+              <w:bottom w:type="dxa" w:w="60"/>
+              <w:right w:type="dxa" w:w="100"/>
+            </w:tcMar>
+          </w:tcPr>
+          <w:p>
+            <w:r>
+              <w:rPr>
+                <w:rFonts w:ascii="Arial" w:cs="Arial" w:eastAsia="Arial" w:hAnsi="Arial"/>
+                <w:sz w:val="20"/>
+                <w:szCs w:val="20"/>
+              </w:rPr>
+              <w:t xml:space="preserve">A list of CLAIMANT_1, DEFENDANT_1, DEFENDANT_2</w:t>
+            </w:r>
+          </w:p>
+        </w:tc>
+        <w:tc>
+          <w:tcPr>
+            <w:tcW w:type="dxa" w:w="1893"/>
+            <w:tcBorders>
+              <w:top w:val="single" w:color="BFBFBF" w:sz="4"/>
+              <w:left w:val="single" w:color="BFBFBF" w:sz="4"/>
+              <w:bottom w:val="single" w:color="BFBFBF" w:sz="4"/>
+              <w:right w:val="single" w:color="BFBFBF" w:sz="4"/>
+            </w:tcBorders>
+            <w:tcMar>
+              <w:top w:type="dxa" w:w="60"/>
+              <w:left w:type="dxa" w:w="100"/>
+              <w:bottom w:type="dxa" w:w="60"/>
+              <w:right w:type="dxa" w:w="100"/>
+            </w:tcMar>
+          </w:tcPr>
+          <w:p>
+            <w:r>
+              <w:rPr>
+                <w:rFonts w:ascii="Arial" w:cs="Arial" w:eastAsia="Arial" w:hAnsi="Arial"/>
+                <w:sz w:val="20"/>
+                <w:szCs w:val="20"/>
+              </w:rPr>
+              <w:t xml:space="preserve">None</w:t>
+            </w:r>
+          </w:p>
+        </w:tc>
+        <w:tc>
+          <w:tcPr>
+            <w:tcW w:type="dxa" w:w="2927"/>
+            <w:tcBorders>
+              <w:top w:val="single" w:color="BFBFBF" w:sz="4"/>
+              <w:left w:val="single" w:color="BFBFBF" w:sz="4"/>
+              <w:bottom w:val="single" w:color="BFBFBF" w:sz="4"/>
+              <w:right w:val="single" w:color="BFBFBF" w:sz="4"/>
+            </w:tcBorders>
+            <w:tcMar>
+              <w:top w:type="dxa" w:w="60"/>
+              <w:left w:type="dxa" w:w="100"/>
+              <w:bottom w:type="dxa" w:w="60"/>
+              <w:right w:type="dxa" w:w="100"/>
+            </w:tcMar>
+          </w:tcPr>
+          <w:p>
+            <w:r>
+              <w:rPr>
+                <w:rFonts w:ascii="Arial" w:cs="Arial" w:eastAsia="Arial" w:hAnsi="Arial"/>
+                <w:sz w:val="20"/>
+                <w:szCs w:val="20"/>
+              </w:rPr>
+              <w:t xml:space="preserve">Optional steps: a solicitor takes over each party with a notice of change (see section 7). A LIP defendant gets the solicitor the represented claim type would have, and the journey carries on as that claim type. A represented party moves to a solicitor of another organisation, who runs that party's later steps. Has an API version.</w:t>
+            </w:r>
+          </w:p>
+        </w:tc>
+      </w:tr>
+      <w:tr>
+        <w:trPr>
+          <w:tblHeader w:val="off"/>
+        </w:trPr>
+        <w:tc>
+          <w:tcPr>
+            <w:tcW w:type="dxa" w:w="1893"/>
+            <w:tcBorders>
+              <w:top w:val="single" w:color="BFBFBF" w:sz="4"/>
+              <w:left w:val="single" w:color="BFBFBF" w:sz="4"/>
+              <w:bottom w:val="single" w:color="BFBFBF" w:sz="4"/>
+              <w:right w:val="single" w:color="BFBFBF" w:sz="4"/>
+            </w:tcBorders>
+            <w:tcMar>
+              <w:top w:type="dxa" w:w="60"/>
+              <w:left w:type="dxa" w:w="100"/>
+              <w:bottom w:type="dxa" w:w="60"/>
+              <w:right w:type="dxa" w:w="100"/>
+            </w:tcMar>
+          </w:tcPr>
+          <w:p>
+            <w:r>
+              <w:rPr>
+                <w:rFonts w:ascii="Courier New" w:cs="Courier New" w:eastAsia="Courier New" w:hAnsi="Courier New"/>
+                <w:sz w:val="20"/>
+                <w:szCs w:val="20"/>
+              </w:rPr>
+              <w:t xml:space="preserve">NOTICE_OF_CHANGE_AFTER</w:t>
+            </w:r>
+          </w:p>
+        </w:tc>
+        <w:tc>
+          <w:tcPr>
+            <w:tcW w:type="dxa" w:w="2925"/>
+            <w:tcBorders>
+              <w:top w:val="single" w:color="BFBFBF" w:sz="4"/>
+              <w:left w:val="single" w:color="BFBFBF" w:sz="4"/>
+              <w:bottom w:val="single" w:color="BFBFBF" w:sz="4"/>
+              <w:right w:val="single" w:color="BFBFBF" w:sz="4"/>
+            </w:tcBorders>
+            <w:tcMar>
+              <w:top w:type="dxa" w:w="60"/>
+              <w:left w:type="dxa" w:w="100"/>
+              <w:bottom w:type="dxa" w:w="60"/>
+              <w:right w:type="dxa" w:w="100"/>
+            </w:tcMar>
+          </w:tcPr>
+          <w:p>
+            <w:r>
+              <w:rPr>
+                <w:rFonts w:ascii="Arial" w:cs="Arial" w:eastAsia="Arial" w:hAnsi="Arial"/>
+                <w:sz w:val="20"/>
+                <w:szCs w:val="20"/>
+              </w:rPr>
+              <w:t xml:space="preserve">A step name, from NOTIFY_CLAIM_DETAILS on</w:t>
+            </w:r>
+          </w:p>
+        </w:tc>
+        <w:tc>
+          <w:tcPr>
+            <w:tcW w:type="dxa" w:w="1893"/>
+            <w:tcBorders>
+              <w:top w:val="single" w:color="BFBFBF" w:sz="4"/>
+              <w:left w:val="single" w:color="BFBFBF" w:sz="4"/>
+              <w:bottom w:val="single" w:color="BFBFBF" w:sz="4"/>
+              <w:right w:val="single" w:color="BFBFBF" w:sz="4"/>
+            </w:tcBorders>
+            <w:tcMar>
+              <w:top w:type="dxa" w:w="60"/>
+              <w:left w:type="dxa" w:w="100"/>
+              <w:bottom w:type="dxa" w:w="60"/>
+              <w:right w:type="dxa" w:w="100"/>
+            </w:tcMar>
+          </w:tcPr>
+          <w:p>
+            <w:r>
+              <w:rPr>
+                <w:rFonts w:ascii="Arial" w:cs="Arial" w:eastAsia="Arial" w:hAnsi="Arial"/>
+                <w:sz w:val="20"/>
+                <w:szCs w:val="20"/>
+              </w:rPr>
+              <w:t xml:space="preserve">NOTIFY_CLAIM_DETAILS</w:t>
+            </w:r>
+          </w:p>
+        </w:tc>
+        <w:tc>
+          <w:tcPr>
+            <w:tcW w:type="dxa" w:w="2927"/>
+            <w:tcBorders>
+              <w:top w:val="single" w:color="BFBFBF" w:sz="4"/>
+              <w:left w:val="single" w:color="BFBFBF" w:sz="4"/>
+              <w:bottom w:val="single" w:color="BFBFBF" w:sz="4"/>
+              <w:right w:val="single" w:color="BFBFBF" w:sz="4"/>
+            </w:tcBorders>
+            <w:tcMar>
+              <w:top w:type="dxa" w:w="60"/>
+              <w:left w:type="dxa" w:w="100"/>
+              <w:bottom w:type="dxa" w:w="60"/>
+              <w:right w:type="dxa" w:w="100"/>
+            </w:tcMar>
+          </w:tcPr>
+          <w:p>
+            <w:r>
+              <w:rPr>
+                <w:rFonts w:ascii="Arial" w:cs="Arial" w:eastAsia="Arial" w:hAnsi="Arial"/>
+                <w:sz w:val="20"/>
+                <w:szCs w:val="20"/>
+              </w:rPr>
+              <w:t xml:space="preserve">The step the notices of change follow, for example RESPOND_TO_DEFENCE. A LIP can only be given a solicitor after NOTIFY_CLAIM_DETAILS.</w:t>
+            </w:r>
+          </w:p>
+        </w:tc>
+      </w:tr>
     </w:tbl>
     <w:p>
       <w:r>
@@ -5606,10 +6452,10 @@
         </w:tblBorders>
       </w:tblPr>
       <w:tblGrid>
-        <w:gridCol w:w="1707"/>
-        <w:gridCol w:w="2202"/>
-        <w:gridCol w:w="1982"/>
-        <w:gridCol w:w="3747"/>
+        <w:gridCol w:w="1688"/>
+        <w:gridCol w:w="2178"/>
+        <w:gridCol w:w="2069"/>
+        <w:gridCol w:w="3703"/>
       </w:tblGrid>
       <w:tr>
         <w:trPr>
@@ -5617,7 +6463,7 @@
         </w:trPr>
         <w:tc>
           <w:tcPr>
-            <w:tcW w:type="dxa" w:w="1707"/>
+            <w:tcW w:type="dxa" w:w="1688"/>
             <w:tcBorders>
               <w:top w:val="single" w:color="BFBFBF" w:sz="4"/>
               <w:left w:val="single" w:color="BFBFBF" w:sz="4"/>
@@ -5647,7 +6493,7 @@
         </w:tc>
         <w:tc>
           <w:tcPr>
-            <w:tcW w:type="dxa" w:w="2202"/>
+            <w:tcW w:type="dxa" w:w="2178"/>
             <w:tcBorders>
               <w:top w:val="single" w:color="BFBFBF" w:sz="4"/>
               <w:left w:val="single" w:color="BFBFBF" w:sz="4"/>
@@ -5677,7 +6523,7 @@
         </w:tc>
         <w:tc>
           <w:tcPr>
-            <w:tcW w:type="dxa" w:w="1982"/>
+            <w:tcW w:type="dxa" w:w="2069"/>
             <w:tcBorders>
               <w:top w:val="single" w:color="BFBFBF" w:sz="4"/>
               <w:left w:val="single" w:color="BFBFBF" w:sz="4"/>
@@ -5707,7 +6553,7 @@
         </w:tc>
         <w:tc>
           <w:tcPr>
-            <w:tcW w:type="dxa" w:w="3747"/>
+            <w:tcW w:type="dxa" w:w="3703"/>
             <w:tcBorders>
               <w:top w:val="single" w:color="BFBFBF" w:sz="4"/>
               <w:left w:val="single" w:color="BFBFBF" w:sz="4"/>
@@ -5742,7 +6588,7 @@
         </w:trPr>
         <w:tc>
           <w:tcPr>
-            <w:tcW w:type="dxa" w:w="1707"/>
+            <w:tcW w:type="dxa" w:w="1688"/>
             <w:tcBorders>
               <w:top w:val="single" w:color="BFBFBF" w:sz="4"/>
               <w:left w:val="single" w:color="BFBFBF" w:sz="4"/>
@@ -5769,7 +6615,7 @@
         </w:tc>
         <w:tc>
           <w:tcPr>
-            <w:tcW w:type="dxa" w:w="2202"/>
+            <w:tcW w:type="dxa" w:w="2178"/>
             <w:tcBorders>
               <w:top w:val="single" w:color="BFBFBF" w:sz="4"/>
               <w:left w:val="single" w:color="BFBFBF" w:sz="4"/>
@@ -5796,7 +6642,7 @@
         </w:tc>
         <w:tc>
           <w:tcPr>
-            <w:tcW w:type="dxa" w:w="1982"/>
+            <w:tcW w:type="dxa" w:w="2069"/>
             <w:tcBorders>
               <w:top w:val="single" w:color="BFBFBF" w:sz="4"/>
               <w:left w:val="single" w:color="BFBFBF" w:sz="4"/>
@@ -5823,7 +6669,7 @@
         </w:tc>
         <w:tc>
           <w:tcPr>
-            <w:tcW w:type="dxa" w:w="3747"/>
+            <w:tcW w:type="dxa" w:w="3703"/>
             <w:tcBorders>
               <w:top w:val="single" w:color="BFBFBF" w:sz="4"/>
               <w:left w:val="single" w:color="BFBFBF" w:sz="4"/>
@@ -5855,7 +6701,7 @@
         </w:trPr>
         <w:tc>
           <w:tcPr>
-            <w:tcW w:type="dxa" w:w="1707"/>
+            <w:tcW w:type="dxa" w:w="1688"/>
             <w:tcBorders>
               <w:top w:val="single" w:color="BFBFBF" w:sz="4"/>
               <w:left w:val="single" w:color="BFBFBF" w:sz="4"/>
@@ -5882,7 +6728,7 @@
         </w:tc>
         <w:tc>
           <w:tcPr>
-            <w:tcW w:type="dxa" w:w="2202"/>
+            <w:tcW w:type="dxa" w:w="2178"/>
             <w:tcBorders>
               <w:top w:val="single" w:color="BFBFBF" w:sz="4"/>
               <w:left w:val="single" w:color="BFBFBF" w:sz="4"/>
@@ -5909,7 +6755,7 @@
         </w:tc>
         <w:tc>
           <w:tcPr>
-            <w:tcW w:type="dxa" w:w="1982"/>
+            <w:tcW w:type="dxa" w:w="2069"/>
             <w:tcBorders>
               <w:top w:val="single" w:color="BFBFBF" w:sz="4"/>
               <w:left w:val="single" w:color="BFBFBF" w:sz="4"/>
@@ -5936,7 +6782,7 @@
         </w:tc>
         <w:tc>
           <w:tcPr>
-            <w:tcW w:type="dxa" w:w="3747"/>
+            <w:tcW w:type="dxa" w:w="3703"/>
             <w:tcBorders>
               <w:top w:val="single" w:color="BFBFBF" w:sz="4"/>
               <w:left w:val="single" w:color="BFBFBF" w:sz="4"/>
@@ -5968,7 +6814,7 @@
         </w:trPr>
         <w:tc>
           <w:tcPr>
-            <w:tcW w:type="dxa" w:w="1707"/>
+            <w:tcW w:type="dxa" w:w="1688"/>
             <w:tcBorders>
               <w:top w:val="single" w:color="BFBFBF" w:sz="4"/>
               <w:left w:val="single" w:color="BFBFBF" w:sz="4"/>
@@ -5995,7 +6841,7 @@
         </w:tc>
         <w:tc>
           <w:tcPr>
-            <w:tcW w:type="dxa" w:w="2202"/>
+            <w:tcW w:type="dxa" w:w="2178"/>
             <w:tcBorders>
               <w:top w:val="single" w:color="BFBFBF" w:sz="4"/>
               <w:left w:val="single" w:color="BFBFBF" w:sz="4"/>
@@ -6022,7 +6868,7 @@
         </w:tc>
         <w:tc>
           <w:tcPr>
-            <w:tcW w:type="dxa" w:w="1982"/>
+            <w:tcW w:type="dxa" w:w="2069"/>
             <w:tcBorders>
               <w:top w:val="single" w:color="BFBFBF" w:sz="4"/>
               <w:left w:val="single" w:color="BFBFBF" w:sz="4"/>
@@ -6049,7 +6895,7 @@
         </w:tc>
         <w:tc>
           <w:tcPr>
-            <w:tcW w:type="dxa" w:w="3747"/>
+            <w:tcW w:type="dxa" w:w="3703"/>
             <w:tcBorders>
               <w:top w:val="single" w:color="BFBFBF" w:sz="4"/>
               <w:left w:val="single" w:color="BFBFBF" w:sz="4"/>
@@ -6081,7 +6927,7 @@
         </w:trPr>
         <w:tc>
           <w:tcPr>
-            <w:tcW w:type="dxa" w:w="1707"/>
+            <w:tcW w:type="dxa" w:w="1688"/>
             <w:tcBorders>
               <w:top w:val="single" w:color="BFBFBF" w:sz="4"/>
               <w:left w:val="single" w:color="BFBFBF" w:sz="4"/>
@@ -6108,7 +6954,7 @@
         </w:tc>
         <w:tc>
           <w:tcPr>
-            <w:tcW w:type="dxa" w:w="2202"/>
+            <w:tcW w:type="dxa" w:w="2178"/>
             <w:tcBorders>
               <w:top w:val="single" w:color="BFBFBF" w:sz="4"/>
               <w:left w:val="single" w:color="BFBFBF" w:sz="4"/>
@@ -6135,7 +6981,7 @@
         </w:tc>
         <w:tc>
           <w:tcPr>
-            <w:tcW w:type="dxa" w:w="1982"/>
+            <w:tcW w:type="dxa" w:w="2069"/>
             <w:tcBorders>
               <w:top w:val="single" w:color="BFBFBF" w:sz="4"/>
               <w:left w:val="single" w:color="BFBFBF" w:sz="4"/>
@@ -6162,7 +7008,7 @@
         </w:tc>
         <w:tc>
           <w:tcPr>
-            <w:tcW w:type="dxa" w:w="3747"/>
+            <w:tcW w:type="dxa" w:w="3703"/>
             <w:tcBorders>
               <w:top w:val="single" w:color="BFBFBF" w:sz="4"/>
               <w:left w:val="single" w:color="BFBFBF" w:sz="4"/>
@@ -6194,7 +7040,7 @@
         </w:trPr>
         <w:tc>
           <w:tcPr>
-            <w:tcW w:type="dxa" w:w="1707"/>
+            <w:tcW w:type="dxa" w:w="1688"/>
             <w:tcBorders>
               <w:top w:val="single" w:color="BFBFBF" w:sz="4"/>
               <w:left w:val="single" w:color="BFBFBF" w:sz="4"/>
@@ -6221,7 +7067,7 @@
         </w:tc>
         <w:tc>
           <w:tcPr>
-            <w:tcW w:type="dxa" w:w="2202"/>
+            <w:tcW w:type="dxa" w:w="2178"/>
             <w:tcBorders>
               <w:top w:val="single" w:color="BFBFBF" w:sz="4"/>
               <w:left w:val="single" w:color="BFBFBF" w:sz="4"/>
@@ -6248,7 +7094,7 @@
         </w:tc>
         <w:tc>
           <w:tcPr>
-            <w:tcW w:type="dxa" w:w="1982"/>
+            <w:tcW w:type="dxa" w:w="2069"/>
             <w:tcBorders>
               <w:top w:val="single" w:color="BFBFBF" w:sz="4"/>
               <w:left w:val="single" w:color="BFBFBF" w:sz="4"/>
@@ -6275,7 +7121,7 @@
         </w:tc>
         <w:tc>
           <w:tcPr>
-            <w:tcW w:type="dxa" w:w="3747"/>
+            <w:tcW w:type="dxa" w:w="3703"/>
             <w:tcBorders>
               <w:top w:val="single" w:color="BFBFBF" w:sz="4"/>
               <w:left w:val="single" w:color="BFBFBF" w:sz="4"/>
@@ -6307,7 +7153,7 @@
         </w:trPr>
         <w:tc>
           <w:tcPr>
-            <w:tcW w:type="dxa" w:w="1707"/>
+            <w:tcW w:type="dxa" w:w="1688"/>
             <w:tcBorders>
               <w:top w:val="single" w:color="BFBFBF" w:sz="4"/>
               <w:left w:val="single" w:color="BFBFBF" w:sz="4"/>
@@ -6334,7 +7180,7 @@
         </w:tc>
         <w:tc>
           <w:tcPr>
-            <w:tcW w:type="dxa" w:w="2202"/>
+            <w:tcW w:type="dxa" w:w="2178"/>
             <w:tcBorders>
               <w:top w:val="single" w:color="BFBFBF" w:sz="4"/>
               <w:left w:val="single" w:color="BFBFBF" w:sz="4"/>
@@ -6361,7 +7207,7 @@
         </w:tc>
         <w:tc>
           <w:tcPr>
-            <w:tcW w:type="dxa" w:w="1982"/>
+            <w:tcW w:type="dxa" w:w="2069"/>
             <w:tcBorders>
               <w:top w:val="single" w:color="BFBFBF" w:sz="4"/>
               <w:left w:val="single" w:color="BFBFBF" w:sz="4"/>
@@ -6388,7 +7234,7 @@
         </w:tc>
         <w:tc>
           <w:tcPr>
-            <w:tcW w:type="dxa" w:w="3747"/>
+            <w:tcW w:type="dxa" w:w="3703"/>
             <w:tcBorders>
               <w:top w:val="single" w:color="BFBFBF" w:sz="4"/>
               <w:left w:val="single" w:color="BFBFBF" w:sz="4"/>
@@ -6420,7 +7266,7 @@
         </w:trPr>
         <w:tc>
           <w:tcPr>
-            <w:tcW w:type="dxa" w:w="1707"/>
+            <w:tcW w:type="dxa" w:w="1688"/>
             <w:tcBorders>
               <w:top w:val="single" w:color="BFBFBF" w:sz="4"/>
               <w:left w:val="single" w:color="BFBFBF" w:sz="4"/>
@@ -6447,7 +7293,7 @@
         </w:tc>
         <w:tc>
           <w:tcPr>
-            <w:tcW w:type="dxa" w:w="2202"/>
+            <w:tcW w:type="dxa" w:w="2178"/>
             <w:tcBorders>
               <w:top w:val="single" w:color="BFBFBF" w:sz="4"/>
               <w:left w:val="single" w:color="BFBFBF" w:sz="4"/>
@@ -6474,7 +7320,7 @@
         </w:tc>
         <w:tc>
           <w:tcPr>
-            <w:tcW w:type="dxa" w:w="1982"/>
+            <w:tcW w:type="dxa" w:w="2069"/>
             <w:tcBorders>
               <w:top w:val="single" w:color="BFBFBF" w:sz="4"/>
               <w:left w:val="single" w:color="BFBFBF" w:sz="4"/>
@@ -6501,7 +7347,7 @@
         </w:tc>
         <w:tc>
           <w:tcPr>
-            <w:tcW w:type="dxa" w:w="3747"/>
+            <w:tcW w:type="dxa" w:w="3703"/>
             <w:tcBorders>
               <w:top w:val="single" w:color="BFBFBF" w:sz="4"/>
               <w:left w:val="single" w:color="BFBFBF" w:sz="4"/>
@@ -6533,7 +7379,7 @@
         </w:trPr>
         <w:tc>
           <w:tcPr>
-            <w:tcW w:type="dxa" w:w="1707"/>
+            <w:tcW w:type="dxa" w:w="1688"/>
             <w:tcBorders>
               <w:top w:val="single" w:color="BFBFBF" w:sz="4"/>
               <w:left w:val="single" w:color="BFBFBF" w:sz="4"/>
@@ -6560,7 +7406,7 @@
         </w:tc>
         <w:tc>
           <w:tcPr>
-            <w:tcW w:type="dxa" w:w="2202"/>
+            <w:tcW w:type="dxa" w:w="2178"/>
             <w:tcBorders>
               <w:top w:val="single" w:color="BFBFBF" w:sz="4"/>
               <w:left w:val="single" w:color="BFBFBF" w:sz="4"/>
@@ -6587,7 +7433,7 @@
         </w:tc>
         <w:tc>
           <w:tcPr>
-            <w:tcW w:type="dxa" w:w="1982"/>
+            <w:tcW w:type="dxa" w:w="2069"/>
             <w:tcBorders>
               <w:top w:val="single" w:color="BFBFBF" w:sz="4"/>
               <w:left w:val="single" w:color="BFBFBF" w:sz="4"/>
@@ -6614,7 +7460,7 @@
         </w:tc>
         <w:tc>
           <w:tcPr>
-            <w:tcW w:type="dxa" w:w="3747"/>
+            <w:tcW w:type="dxa" w:w="3703"/>
             <w:tcBorders>
               <w:top w:val="single" w:color="BFBFBF" w:sz="4"/>
               <w:left w:val="single" w:color="BFBFBF" w:sz="4"/>
@@ -6646,7 +7492,7 @@
         </w:trPr>
         <w:tc>
           <w:tcPr>
-            <w:tcW w:type="dxa" w:w="1707"/>
+            <w:tcW w:type="dxa" w:w="1688"/>
             <w:tcBorders>
               <w:top w:val="single" w:color="BFBFBF" w:sz="4"/>
               <w:left w:val="single" w:color="BFBFBF" w:sz="4"/>
@@ -6673,7 +7519,7 @@
         </w:tc>
         <w:tc>
           <w:tcPr>
-            <w:tcW w:type="dxa" w:w="2202"/>
+            <w:tcW w:type="dxa" w:w="2178"/>
             <w:tcBorders>
               <w:top w:val="single" w:color="BFBFBF" w:sz="4"/>
               <w:left w:val="single" w:color="BFBFBF" w:sz="4"/>
@@ -6700,7 +7546,7 @@
         </w:tc>
         <w:tc>
           <w:tcPr>
-            <w:tcW w:type="dxa" w:w="1982"/>
+            <w:tcW w:type="dxa" w:w="2069"/>
             <w:tcBorders>
               <w:top w:val="single" w:color="BFBFBF" w:sz="4"/>
               <w:left w:val="single" w:color="BFBFBF" w:sz="4"/>
@@ -6727,7 +7573,7 @@
         </w:tc>
         <w:tc>
           <w:tcPr>
-            <w:tcW w:type="dxa" w:w="3747"/>
+            <w:tcW w:type="dxa" w:w="3703"/>
             <w:tcBorders>
               <w:top w:val="single" w:color="BFBFBF" w:sz="4"/>
               <w:left w:val="single" w:color="BFBFBF" w:sz="4"/>
@@ -6759,7 +7605,7 @@
         </w:trPr>
         <w:tc>
           <w:tcPr>
-            <w:tcW w:type="dxa" w:w="1707"/>
+            <w:tcW w:type="dxa" w:w="1688"/>
             <w:tcBorders>
               <w:top w:val="single" w:color="BFBFBF" w:sz="4"/>
               <w:left w:val="single" w:color="BFBFBF" w:sz="4"/>
@@ -6786,7 +7632,7 @@
         </w:tc>
         <w:tc>
           <w:tcPr>
-            <w:tcW w:type="dxa" w:w="2202"/>
+            <w:tcW w:type="dxa" w:w="2178"/>
             <w:tcBorders>
               <w:top w:val="single" w:color="BFBFBF" w:sz="4"/>
               <w:left w:val="single" w:color="BFBFBF" w:sz="4"/>
@@ -6813,7 +7659,7 @@
         </w:tc>
         <w:tc>
           <w:tcPr>
-            <w:tcW w:type="dxa" w:w="1982"/>
+            <w:tcW w:type="dxa" w:w="2069"/>
             <w:tcBorders>
               <w:top w:val="single" w:color="BFBFBF" w:sz="4"/>
               <w:left w:val="single" w:color="BFBFBF" w:sz="4"/>
@@ -6840,7 +7686,7 @@
         </w:tc>
         <w:tc>
           <w:tcPr>
-            <w:tcW w:type="dxa" w:w="3747"/>
+            <w:tcW w:type="dxa" w:w="3703"/>
             <w:tcBorders>
               <w:top w:val="single" w:color="BFBFBF" w:sz="4"/>
               <w:left w:val="single" w:color="BFBFBF" w:sz="4"/>
@@ -6872,7 +7718,7 @@
         </w:trPr>
         <w:tc>
           <w:tcPr>
-            <w:tcW w:type="dxa" w:w="1707"/>
+            <w:tcW w:type="dxa" w:w="1688"/>
             <w:tcBorders>
               <w:top w:val="single" w:color="BFBFBF" w:sz="4"/>
               <w:left w:val="single" w:color="BFBFBF" w:sz="4"/>
@@ -6899,7 +7745,7 @@
         </w:tc>
         <w:tc>
           <w:tcPr>
-            <w:tcW w:type="dxa" w:w="2202"/>
+            <w:tcW w:type="dxa" w:w="2178"/>
             <w:tcBorders>
               <w:top w:val="single" w:color="BFBFBF" w:sz="4"/>
               <w:left w:val="single" w:color="BFBFBF" w:sz="4"/>
@@ -6926,7 +7772,7 @@
         </w:tc>
         <w:tc>
           <w:tcPr>
-            <w:tcW w:type="dxa" w:w="1982"/>
+            <w:tcW w:type="dxa" w:w="2069"/>
             <w:tcBorders>
               <w:top w:val="single" w:color="BFBFBF" w:sz="4"/>
               <w:left w:val="single" w:color="BFBFBF" w:sz="4"/>
@@ -6953,7 +7799,7 @@
         </w:tc>
         <w:tc>
           <w:tcPr>
-            <w:tcW w:type="dxa" w:w="3747"/>
+            <w:tcW w:type="dxa" w:w="3703"/>
             <w:tcBorders>
               <w:top w:val="single" w:color="BFBFBF" w:sz="4"/>
               <w:left w:val="single" w:color="BFBFBF" w:sz="4"/>
@@ -6975,6 +7821,119 @@
                 <w:szCs w:val="20"/>
               </w:rPr>
               <w:t xml:space="preserve">false skips the preflight checks.</w:t>
+            </w:r>
+          </w:p>
+        </w:tc>
+      </w:tr>
+      <w:tr>
+        <w:trPr>
+          <w:tblHeader w:val="off"/>
+        </w:trPr>
+        <w:tc>
+          <w:tcPr>
+            <w:tcW w:type="dxa" w:w="1688"/>
+            <w:tcBorders>
+              <w:top w:val="single" w:color="BFBFBF" w:sz="4"/>
+              <w:left w:val="single" w:color="BFBFBF" w:sz="4"/>
+              <w:bottom w:val="single" w:color="BFBFBF" w:sz="4"/>
+              <w:right w:val="single" w:color="BFBFBF" w:sz="4"/>
+            </w:tcBorders>
+            <w:tcMar>
+              <w:top w:type="dxa" w:w="60"/>
+              <w:left w:type="dxa" w:w="100"/>
+              <w:bottom w:type="dxa" w:w="60"/>
+              <w:right w:type="dxa" w:w="100"/>
+            </w:tcMar>
+          </w:tcPr>
+          <w:p>
+            <w:r>
+              <w:rPr>
+                <w:rFonts w:ascii="Courier New" w:cs="Courier New" w:eastAsia="Courier New" w:hAnsi="Courier New"/>
+                <w:sz w:val="20"/>
+                <w:szCs w:val="20"/>
+              </w:rPr>
+              <w:t xml:space="preserve">AAC_API_URL</w:t>
+            </w:r>
+          </w:p>
+        </w:tc>
+        <w:tc>
+          <w:tcPr>
+            <w:tcW w:type="dxa" w:w="2178"/>
+            <w:tcBorders>
+              <w:top w:val="single" w:color="BFBFBF" w:sz="4"/>
+              <w:left w:val="single" w:color="BFBFBF" w:sz="4"/>
+              <w:bottom w:val="single" w:color="BFBFBF" w:sz="4"/>
+              <w:right w:val="single" w:color="BFBFBF" w:sz="4"/>
+            </w:tcBorders>
+            <w:tcMar>
+              <w:top w:type="dxa" w:w="60"/>
+              <w:left w:type="dxa" w:w="100"/>
+              <w:bottom w:type="dxa" w:w="60"/>
+              <w:right w:type="dxa" w:w="100"/>
+            </w:tcMar>
+          </w:tcPr>
+          <w:p>
+            <w:r>
+              <w:rPr>
+                <w:rFonts w:ascii="Arial" w:cs="Arial" w:eastAsia="Arial" w:hAnsi="Arial"/>
+                <w:sz w:val="20"/>
+                <w:szCs w:val="20"/>
+              </w:rPr>
+              <w:t xml:space="preserve">A URL</w:t>
+            </w:r>
+          </w:p>
+        </w:tc>
+        <w:tc>
+          <w:tcPr>
+            <w:tcW w:type="dxa" w:w="2069"/>
+            <w:tcBorders>
+              <w:top w:val="single" w:color="BFBFBF" w:sz="4"/>
+              <w:left w:val="single" w:color="BFBFBF" w:sz="4"/>
+              <w:bottom w:val="single" w:color="BFBFBF" w:sz="4"/>
+              <w:right w:val="single" w:color="BFBFBF" w:sz="4"/>
+            </w:tcBorders>
+            <w:tcMar>
+              <w:top w:type="dxa" w:w="60"/>
+              <w:left w:type="dxa" w:w="100"/>
+              <w:bottom w:type="dxa" w:w="60"/>
+              <w:right w:type="dxa" w:w="100"/>
+            </w:tcMar>
+          </w:tcPr>
+          <w:p>
+            <w:r>
+              <w:rPr>
+                <w:rFonts w:ascii="Arial" w:cs="Arial" w:eastAsia="Arial" w:hAnsi="Arial"/>
+                <w:sz w:val="20"/>
+                <w:szCs w:val="20"/>
+              </w:rPr>
+              <w:t xml:space="preserve">Worked out for the environment</w:t>
+            </w:r>
+          </w:p>
+        </w:tc>
+        <w:tc>
+          <w:tcPr>
+            <w:tcW w:type="dxa" w:w="3703"/>
+            <w:tcBorders>
+              <w:top w:val="single" w:color="BFBFBF" w:sz="4"/>
+              <w:left w:val="single" w:color="BFBFBF" w:sz="4"/>
+              <w:bottom w:val="single" w:color="BFBFBF" w:sz="4"/>
+              <w:right w:val="single" w:color="BFBFBF" w:sz="4"/>
+            </w:tcBorders>
+            <w:tcMar>
+              <w:top w:type="dxa" w:w="60"/>
+              <w:left w:type="dxa" w:w="100"/>
+              <w:bottom w:type="dxa" w:w="60"/>
+              <w:right w:type="dxa" w:w="100"/>
+            </w:tcMar>
+          </w:tcPr>
+          <w:p>
+            <w:r>
+              <w:rPr>
+                <w:rFonts w:ascii="Arial" w:cs="Arial" w:eastAsia="Arial" w:hAnsi="Arial"/>
+                <w:sz w:val="20"/>
+                <w:szCs w:val="20"/>
+              </w:rPr>
+              <w:t xml:space="preserve">The case assignment service, which the API version of NOTICE_OF_CHANGE uses.</w:t>
             </w:r>
           </w:p>
         </w:tc>
